--- a/courses/3/project-management/reports/PM_practice-02_report-template.docx
+++ b/courses/3/project-management/reports/PM_practice-02_report-template.docx
@@ -39,19 +39,6 @@
           <w:sz w:val="24"/>
         </w:rPr>
         <w:t>Стейкхолдеры</w:t>
-      </w:r>
-    </w:p>
-    <w:p>
-      <w:pPr>
-        <w:jc w:val="center"/>
-      </w:pPr>
-      <w:r>
-        <w:rPr>
-          <w:b w:val="0"/>
-          <w:i/>
-          <w:sz w:val="24"/>
-        </w:rPr>
-        <w:t>Продолжительность: 90 минут</w:t>
       </w:r>
     </w:p>
     <w:p/>
@@ -107,6 +94,15 @@
       </w:r>
     </w:p>
     <w:p/>
+    <w:p>
+      <w:r>
+        <w:rPr>
+          <w:b/>
+          <w:sz w:val="24"/>
+        </w:rPr>
+        <w:t>Ход работы</w:t>
+      </w:r>
+    </w:p>
     <w:p>
       <w:r>
         <w:rPr>

--- a/courses/3/project-management/reports/PM_practice-02_report-template.docx
+++ b/courses/3/project-management/reports/PM_practice-02_report-template.docx
@@ -4,10 +4,13 @@
   <w:body>
     <w:p>
       <w:pPr>
+        <w:spacing w:line="360" w:lineRule="auto" w:before="0" w:after="0"/>
+        <w:ind w:firstLine="0"/>
         <w:jc w:val="center"/>
       </w:pPr>
       <w:r>
         <w:rPr>
+          <w:rFonts w:ascii="Times New Roman" w:hAnsi="Times New Roman" w:eastAsia="Times New Roman" w:cs="Times New Roman"/>
           <w:b/>
           <w:i w:val="0"/>
           <w:sz w:val="28"/>
@@ -17,108 +20,171 @@
     </w:p>
     <w:p>
       <w:pPr>
+        <w:spacing w:line="360" w:lineRule="auto" w:before="0" w:after="0"/>
+        <w:ind w:firstLine="0"/>
         <w:jc w:val="center"/>
       </w:pPr>
       <w:r>
         <w:rPr>
+          <w:rFonts w:ascii="Times New Roman" w:hAnsi="Times New Roman" w:eastAsia="Times New Roman" w:cs="Times New Roman"/>
           <w:b/>
           <w:i w:val="0"/>
-          <w:sz w:val="26"/>
+          <w:sz w:val="28"/>
         </w:rPr>
         <w:t>Практическая работа 2</w:t>
       </w:r>
     </w:p>
     <w:p>
       <w:pPr>
+        <w:spacing w:line="360" w:lineRule="auto" w:before="0" w:after="0"/>
+        <w:ind w:firstLine="0"/>
         <w:jc w:val="center"/>
       </w:pPr>
       <w:r>
         <w:rPr>
+          <w:rFonts w:ascii="Times New Roman" w:hAnsi="Times New Roman" w:eastAsia="Times New Roman" w:cs="Times New Roman"/>
           <w:b w:val="0"/>
           <w:i w:val="0"/>
-          <w:sz w:val="24"/>
+          <w:sz w:val="28"/>
         </w:rPr>
         <w:t>Стейкхолдеры</w:t>
       </w:r>
     </w:p>
     <w:p/>
     <w:p>
+      <w:pPr>
+        <w:spacing w:line="360" w:lineRule="auto" w:before="0" w:after="0"/>
+        <w:ind w:firstLine="0"/>
+        <w:jc w:val="left"/>
+      </w:pPr>
       <w:r>
         <w:rPr>
+          <w:rFonts w:ascii="Times New Roman" w:hAnsi="Times New Roman" w:eastAsia="Times New Roman" w:cs="Times New Roman"/>
           <w:b w:val="0"/>
           <w:i w:val="0"/>
-          <w:sz w:val="24"/>
+          <w:sz w:val="28"/>
         </w:rPr>
         <w:t>ФИО студента: ______________________________________</w:t>
       </w:r>
     </w:p>
     <w:p>
+      <w:pPr>
+        <w:spacing w:line="360" w:lineRule="auto" w:before="0" w:after="0"/>
+        <w:ind w:firstLine="0"/>
+        <w:jc w:val="left"/>
+      </w:pPr>
       <w:r>
         <w:rPr>
+          <w:rFonts w:ascii="Times New Roman" w:hAnsi="Times New Roman" w:eastAsia="Times New Roman" w:cs="Times New Roman"/>
           <w:b w:val="0"/>
           <w:i w:val="0"/>
-          <w:sz w:val="24"/>
+          <w:sz w:val="28"/>
         </w:rPr>
         <w:t>Группа: ______________________  Дата: _______________</w:t>
       </w:r>
     </w:p>
     <w:p>
+      <w:pPr>
+        <w:spacing w:line="360" w:lineRule="auto" w:before="0" w:after="0"/>
+        <w:ind w:firstLine="0"/>
+        <w:jc w:val="left"/>
+      </w:pPr>
       <w:r>
         <w:rPr>
+          <w:rFonts w:ascii="Times New Roman" w:hAnsi="Times New Roman" w:eastAsia="Times New Roman" w:cs="Times New Roman"/>
           <w:b w:val="0"/>
           <w:i w:val="0"/>
-          <w:sz w:val="24"/>
+          <w:sz w:val="28"/>
         </w:rPr>
         <w:t>Проект: ____________________________________________</w:t>
       </w:r>
     </w:p>
     <w:p/>
     <w:p>
+      <w:pPr>
+        <w:pStyle w:val="Heading1"/>
+        <w:keepNext/>
+        <w:keepLines/>
+        <w:spacing w:line="240" w:lineRule="auto" w:before="240" w:after="0"/>
+        <w:ind w:left="0" w:firstLine="0"/>
+        <w:jc w:val="both"/>
+      </w:pPr>
       <w:r>
         <w:rPr>
-          <w:b/>
+          <w:rFonts w:ascii="Times New Roman" w:hAnsi="Times New Roman" w:eastAsia="Times New Roman" w:cs="Times New Roman"/>
+          <w:b w:val="0"/>
           <w:i w:val="0"/>
-          <w:sz w:val="24"/>
+          <w:sz w:val="28"/>
         </w:rPr>
         <w:t>Цель работы</w:t>
       </w:r>
     </w:p>
     <w:p>
+      <w:pPr>
+        <w:spacing w:line="360" w:lineRule="auto" w:before="0" w:after="0"/>
+        <w:ind w:firstLine="709"/>
+        <w:jc w:val="both"/>
+      </w:pPr>
       <w:r>
         <w:rPr>
+          <w:rFonts w:ascii="Times New Roman" w:hAnsi="Times New Roman" w:eastAsia="Times New Roman" w:cs="Times New Roman"/>
           <w:b w:val="0"/>
           <w:i w:val="0"/>
-          <w:sz w:val="24"/>
+          <w:sz w:val="28"/>
         </w:rPr>
         <w:t>Собрать и проверить проектный документ так, чтобы его мог понять новый участник команды и комиссия. Все решения должны опираться на числа и проверяемые факты.</w:t>
       </w:r>
     </w:p>
     <w:p/>
     <w:p>
+      <w:pPr>
+        <w:pStyle w:val="Heading1"/>
+        <w:keepNext/>
+        <w:keepLines/>
+        <w:spacing w:line="240" w:lineRule="auto" w:before="240" w:after="0"/>
+        <w:ind w:left="0" w:firstLine="0"/>
+        <w:jc w:val="both"/>
+      </w:pPr>
       <w:r>
         <w:rPr>
-          <w:b/>
-          <w:sz w:val="24"/>
+          <w:rFonts w:ascii="Times New Roman" w:hAnsi="Times New Roman" w:eastAsia="Times New Roman" w:cs="Times New Roman"/>
+          <w:b w:val="0"/>
+          <w:sz w:val="28"/>
         </w:rPr>
         <w:t>Ход работы</w:t>
       </w:r>
     </w:p>
     <w:p>
+      <w:pPr>
+        <w:pStyle w:val="Heading2"/>
+        <w:keepNext/>
+        <w:keepLines/>
+        <w:spacing w:line="240" w:lineRule="auto" w:before="40" w:after="0"/>
+        <w:ind w:left="0" w:firstLine="0"/>
+        <w:jc w:val="left"/>
+      </w:pPr>
       <w:r>
         <w:rPr>
+          <w:rFonts w:ascii="Times New Roman" w:hAnsi="Times New Roman" w:eastAsia="Times New Roman" w:cs="Times New Roman"/>
           <w:b/>
           <w:i w:val="0"/>
-          <w:sz w:val="24"/>
+          <w:sz w:val="28"/>
         </w:rPr>
         <w:t>1. Реестр заинтересованных сторон</w:t>
       </w:r>
     </w:p>
     <w:p>
+      <w:pPr>
+        <w:spacing w:line="360" w:lineRule="auto" w:before="0" w:after="0"/>
+        <w:ind w:firstLine="709"/>
+        <w:jc w:val="both"/>
+      </w:pPr>
       <w:r>
         <w:rPr>
+          <w:rFonts w:ascii="Times New Roman" w:hAnsi="Times New Roman" w:eastAsia="Times New Roman" w:cs="Times New Roman"/>
           <w:b w:val="0"/>
           <w:i w:val="0"/>
-          <w:sz w:val="24"/>
+          <w:sz w:val="28"/>
         </w:rPr>
         <w:t>Заполните таблицу по каждой стороне. Власть и интерес оценивайте по шкале от 1 до 5.</w:t>
       </w:r>
@@ -127,6 +193,7 @@
       <w:tblPr>
         <w:tblStyle w:val="TableGrid"/>
         <w:tblW w:type="auto" w:w="0"/>
+        <w:tblLayout w:type="autofit"/>
         <w:tblLook w:firstColumn="1" w:firstRow="1" w:lastColumn="0" w:lastRow="0" w:noHBand="0" w:noVBand="1" w:val="04A0"/>
       </w:tblPr>
       <w:tblGrid>
@@ -144,10 +211,16 @@
             <w:tcW w:type="dxa" w:w="1234"/>
           </w:tcPr>
           <w:p>
+            <w:pPr>
+              <w:spacing w:line="360" w:lineRule="auto" w:before="0" w:after="0"/>
+              <w:ind w:firstLine="0"/>
+              <w:jc w:val="center"/>
+            </w:pPr>
             <w:r>
               <w:rPr>
+                <w:rFonts w:ascii="Times New Roman" w:hAnsi="Times New Roman" w:eastAsia="Times New Roman" w:cs="Times New Roman"/>
                 <w:b/>
-                <w:sz w:val="18"/>
+                <w:sz w:val="22"/>
               </w:rPr>
               <w:t>ID</w:t>
             </w:r>
@@ -158,10 +231,16 @@
             <w:tcW w:type="dxa" w:w="1234"/>
           </w:tcPr>
           <w:p>
+            <w:pPr>
+              <w:spacing w:line="360" w:lineRule="auto" w:before="0" w:after="0"/>
+              <w:ind w:firstLine="0"/>
+              <w:jc w:val="center"/>
+            </w:pPr>
             <w:r>
               <w:rPr>
+                <w:rFonts w:ascii="Times New Roman" w:hAnsi="Times New Roman" w:eastAsia="Times New Roman" w:cs="Times New Roman"/>
                 <w:b/>
-                <w:sz w:val="18"/>
+                <w:sz w:val="22"/>
               </w:rPr>
               <w:t>Сторона</w:t>
             </w:r>
@@ -172,10 +251,16 @@
             <w:tcW w:type="dxa" w:w="1234"/>
           </w:tcPr>
           <w:p>
+            <w:pPr>
+              <w:spacing w:line="360" w:lineRule="auto" w:before="0" w:after="0"/>
+              <w:ind w:firstLine="0"/>
+              <w:jc w:val="center"/>
+            </w:pPr>
             <w:r>
               <w:rPr>
+                <w:rFonts w:ascii="Times New Roman" w:hAnsi="Times New Roman" w:eastAsia="Times New Roman" w:cs="Times New Roman"/>
                 <w:b/>
-                <w:sz w:val="18"/>
+                <w:sz w:val="22"/>
               </w:rPr>
               <w:t>Роль в проекте</w:t>
             </w:r>
@@ -186,10 +271,16 @@
             <w:tcW w:type="dxa" w:w="1234"/>
           </w:tcPr>
           <w:p>
+            <w:pPr>
+              <w:spacing w:line="360" w:lineRule="auto" w:before="0" w:after="0"/>
+              <w:ind w:firstLine="0"/>
+              <w:jc w:val="center"/>
+            </w:pPr>
             <w:r>
               <w:rPr>
+                <w:rFonts w:ascii="Times New Roman" w:hAnsi="Times New Roman" w:eastAsia="Times New Roman" w:cs="Times New Roman"/>
                 <w:b/>
-                <w:sz w:val="18"/>
+                <w:sz w:val="22"/>
               </w:rPr>
               <w:t>Интерес</w:t>
             </w:r>
@@ -200,10 +291,16 @@
             <w:tcW w:type="dxa" w:w="1234"/>
           </w:tcPr>
           <w:p>
+            <w:pPr>
+              <w:spacing w:line="360" w:lineRule="auto" w:before="0" w:after="0"/>
+              <w:ind w:firstLine="0"/>
+              <w:jc w:val="center"/>
+            </w:pPr>
             <w:r>
               <w:rPr>
+                <w:rFonts w:ascii="Times New Roman" w:hAnsi="Times New Roman" w:eastAsia="Times New Roman" w:cs="Times New Roman"/>
                 <w:b/>
-                <w:sz w:val="18"/>
+                <w:sz w:val="22"/>
               </w:rPr>
               <w:t>Власть</w:t>
             </w:r>
@@ -214,10 +311,16 @@
             <w:tcW w:type="dxa" w:w="1234"/>
           </w:tcPr>
           <w:p>
+            <w:pPr>
+              <w:spacing w:line="360" w:lineRule="auto" w:before="0" w:after="0"/>
+              <w:ind w:firstLine="0"/>
+              <w:jc w:val="center"/>
+            </w:pPr>
             <w:r>
               <w:rPr>
+                <w:rFonts w:ascii="Times New Roman" w:hAnsi="Times New Roman" w:eastAsia="Times New Roman" w:cs="Times New Roman"/>
                 <w:b/>
-                <w:sz w:val="18"/>
+                <w:sz w:val="22"/>
               </w:rPr>
               <w:t>Интерес</w:t>
             </w:r>
@@ -228,10 +331,16 @@
             <w:tcW w:type="dxa" w:w="1234"/>
           </w:tcPr>
           <w:p>
+            <w:pPr>
+              <w:spacing w:line="360" w:lineRule="auto" w:before="0" w:after="0"/>
+              <w:ind w:firstLine="0"/>
+              <w:jc w:val="center"/>
+            </w:pPr>
             <w:r>
               <w:rPr>
+                <w:rFonts w:ascii="Times New Roman" w:hAnsi="Times New Roman" w:eastAsia="Times New Roman" w:cs="Times New Roman"/>
                 <w:b/>
-                <w:sz w:val="18"/>
+                <w:sz w:val="22"/>
               </w:rPr>
               <w:t>Квадрант</w:t>
             </w:r>
@@ -244,9 +353,16 @@
             <w:tcW w:type="dxa" w:w="1234"/>
           </w:tcPr>
           <w:p>
+            <w:pPr>
+              <w:spacing w:line="360" w:lineRule="auto" w:before="0" w:after="0"/>
+              <w:ind w:firstLine="0"/>
+              <w:jc w:val="both"/>
+            </w:pPr>
             <w:r>
               <w:rPr>
-                <w:sz w:val="18"/>
+                <w:rFonts w:ascii="Times New Roman" w:hAnsi="Times New Roman" w:eastAsia="Times New Roman" w:cs="Times New Roman"/>
+                <w:b w:val="0"/>
+                <w:sz w:val="22"/>
               </w:rPr>
               <w:t>S1</w:t>
             </w:r>
@@ -257,9 +373,16 @@
             <w:tcW w:type="dxa" w:w="1234"/>
           </w:tcPr>
           <w:p>
+            <w:pPr>
+              <w:spacing w:line="360" w:lineRule="auto" w:before="0" w:after="0"/>
+              <w:ind w:firstLine="0"/>
+              <w:jc w:val="both"/>
+            </w:pPr>
             <w:r>
               <w:rPr>
-                <w:sz w:val="18"/>
+                <w:rFonts w:ascii="Times New Roman" w:hAnsi="Times New Roman" w:eastAsia="Times New Roman" w:cs="Times New Roman"/>
+                <w:b w:val="0"/>
+                <w:sz w:val="22"/>
               </w:rPr>
             </w:r>
           </w:p>
@@ -269,9 +392,16 @@
             <w:tcW w:type="dxa" w:w="1234"/>
           </w:tcPr>
           <w:p>
+            <w:pPr>
+              <w:spacing w:line="360" w:lineRule="auto" w:before="0" w:after="0"/>
+              <w:ind w:firstLine="0"/>
+              <w:jc w:val="both"/>
+            </w:pPr>
             <w:r>
               <w:rPr>
-                <w:sz w:val="18"/>
+                <w:rFonts w:ascii="Times New Roman" w:hAnsi="Times New Roman" w:eastAsia="Times New Roman" w:cs="Times New Roman"/>
+                <w:b w:val="0"/>
+                <w:sz w:val="22"/>
               </w:rPr>
             </w:r>
           </w:p>
@@ -281,9 +411,16 @@
             <w:tcW w:type="dxa" w:w="1234"/>
           </w:tcPr>
           <w:p>
+            <w:pPr>
+              <w:spacing w:line="360" w:lineRule="auto" w:before="0" w:after="0"/>
+              <w:ind w:firstLine="0"/>
+              <w:jc w:val="both"/>
+            </w:pPr>
             <w:r>
               <w:rPr>
-                <w:sz w:val="18"/>
+                <w:rFonts w:ascii="Times New Roman" w:hAnsi="Times New Roman" w:eastAsia="Times New Roman" w:cs="Times New Roman"/>
+                <w:b w:val="0"/>
+                <w:sz w:val="22"/>
               </w:rPr>
             </w:r>
           </w:p>
@@ -293,9 +430,16 @@
             <w:tcW w:type="dxa" w:w="1234"/>
           </w:tcPr>
           <w:p>
+            <w:pPr>
+              <w:spacing w:line="360" w:lineRule="auto" w:before="0" w:after="0"/>
+              <w:ind w:firstLine="0"/>
+              <w:jc w:val="both"/>
+            </w:pPr>
             <w:r>
               <w:rPr>
-                <w:sz w:val="18"/>
+                <w:rFonts w:ascii="Times New Roman" w:hAnsi="Times New Roman" w:eastAsia="Times New Roman" w:cs="Times New Roman"/>
+                <w:b w:val="0"/>
+                <w:sz w:val="22"/>
               </w:rPr>
             </w:r>
           </w:p>
@@ -305,9 +449,16 @@
             <w:tcW w:type="dxa" w:w="1234"/>
           </w:tcPr>
           <w:p>
+            <w:pPr>
+              <w:spacing w:line="360" w:lineRule="auto" w:before="0" w:after="0"/>
+              <w:ind w:firstLine="0"/>
+              <w:jc w:val="both"/>
+            </w:pPr>
             <w:r>
               <w:rPr>
-                <w:sz w:val="18"/>
+                <w:rFonts w:ascii="Times New Roman" w:hAnsi="Times New Roman" w:eastAsia="Times New Roman" w:cs="Times New Roman"/>
+                <w:b w:val="0"/>
+                <w:sz w:val="22"/>
               </w:rPr>
             </w:r>
           </w:p>
@@ -317,9 +468,16 @@
             <w:tcW w:type="dxa" w:w="1234"/>
           </w:tcPr>
           <w:p>
+            <w:pPr>
+              <w:spacing w:line="360" w:lineRule="auto" w:before="0" w:after="0"/>
+              <w:ind w:firstLine="0"/>
+              <w:jc w:val="both"/>
+            </w:pPr>
             <w:r>
               <w:rPr>
-                <w:sz w:val="18"/>
+                <w:rFonts w:ascii="Times New Roman" w:hAnsi="Times New Roman" w:eastAsia="Times New Roman" w:cs="Times New Roman"/>
+                <w:b w:val="0"/>
+                <w:sz w:val="22"/>
               </w:rPr>
             </w:r>
           </w:p>
@@ -331,9 +489,16 @@
             <w:tcW w:type="dxa" w:w="1234"/>
           </w:tcPr>
           <w:p>
+            <w:pPr>
+              <w:spacing w:line="360" w:lineRule="auto" w:before="0" w:after="0"/>
+              <w:ind w:firstLine="0"/>
+              <w:jc w:val="both"/>
+            </w:pPr>
             <w:r>
               <w:rPr>
-                <w:sz w:val="18"/>
+                <w:rFonts w:ascii="Times New Roman" w:hAnsi="Times New Roman" w:eastAsia="Times New Roman" w:cs="Times New Roman"/>
+                <w:b w:val="0"/>
+                <w:sz w:val="22"/>
               </w:rPr>
               <w:t>S2</w:t>
             </w:r>
@@ -344,9 +509,16 @@
             <w:tcW w:type="dxa" w:w="1234"/>
           </w:tcPr>
           <w:p>
+            <w:pPr>
+              <w:spacing w:line="360" w:lineRule="auto" w:before="0" w:after="0"/>
+              <w:ind w:firstLine="0"/>
+              <w:jc w:val="both"/>
+            </w:pPr>
             <w:r>
               <w:rPr>
-                <w:sz w:val="18"/>
+                <w:rFonts w:ascii="Times New Roman" w:hAnsi="Times New Roman" w:eastAsia="Times New Roman" w:cs="Times New Roman"/>
+                <w:b w:val="0"/>
+                <w:sz w:val="22"/>
               </w:rPr>
             </w:r>
           </w:p>
@@ -356,9 +528,16 @@
             <w:tcW w:type="dxa" w:w="1234"/>
           </w:tcPr>
           <w:p>
+            <w:pPr>
+              <w:spacing w:line="360" w:lineRule="auto" w:before="0" w:after="0"/>
+              <w:ind w:firstLine="0"/>
+              <w:jc w:val="both"/>
+            </w:pPr>
             <w:r>
               <w:rPr>
-                <w:sz w:val="18"/>
+                <w:rFonts w:ascii="Times New Roman" w:hAnsi="Times New Roman" w:eastAsia="Times New Roman" w:cs="Times New Roman"/>
+                <w:b w:val="0"/>
+                <w:sz w:val="22"/>
               </w:rPr>
             </w:r>
           </w:p>
@@ -368,9 +547,16 @@
             <w:tcW w:type="dxa" w:w="1234"/>
           </w:tcPr>
           <w:p>
+            <w:pPr>
+              <w:spacing w:line="360" w:lineRule="auto" w:before="0" w:after="0"/>
+              <w:ind w:firstLine="0"/>
+              <w:jc w:val="both"/>
+            </w:pPr>
             <w:r>
               <w:rPr>
-                <w:sz w:val="18"/>
+                <w:rFonts w:ascii="Times New Roman" w:hAnsi="Times New Roman" w:eastAsia="Times New Roman" w:cs="Times New Roman"/>
+                <w:b w:val="0"/>
+                <w:sz w:val="22"/>
               </w:rPr>
             </w:r>
           </w:p>
@@ -380,9 +566,16 @@
             <w:tcW w:type="dxa" w:w="1234"/>
           </w:tcPr>
           <w:p>
+            <w:pPr>
+              <w:spacing w:line="360" w:lineRule="auto" w:before="0" w:after="0"/>
+              <w:ind w:firstLine="0"/>
+              <w:jc w:val="both"/>
+            </w:pPr>
             <w:r>
               <w:rPr>
-                <w:sz w:val="18"/>
+                <w:rFonts w:ascii="Times New Roman" w:hAnsi="Times New Roman" w:eastAsia="Times New Roman" w:cs="Times New Roman"/>
+                <w:b w:val="0"/>
+                <w:sz w:val="22"/>
               </w:rPr>
             </w:r>
           </w:p>
@@ -392,9 +585,16 @@
             <w:tcW w:type="dxa" w:w="1234"/>
           </w:tcPr>
           <w:p>
+            <w:pPr>
+              <w:spacing w:line="360" w:lineRule="auto" w:before="0" w:after="0"/>
+              <w:ind w:firstLine="0"/>
+              <w:jc w:val="both"/>
+            </w:pPr>
             <w:r>
               <w:rPr>
-                <w:sz w:val="18"/>
+                <w:rFonts w:ascii="Times New Roman" w:hAnsi="Times New Roman" w:eastAsia="Times New Roman" w:cs="Times New Roman"/>
+                <w:b w:val="0"/>
+                <w:sz w:val="22"/>
               </w:rPr>
             </w:r>
           </w:p>
@@ -404,9 +604,16 @@
             <w:tcW w:type="dxa" w:w="1234"/>
           </w:tcPr>
           <w:p>
+            <w:pPr>
+              <w:spacing w:line="360" w:lineRule="auto" w:before="0" w:after="0"/>
+              <w:ind w:firstLine="0"/>
+              <w:jc w:val="both"/>
+            </w:pPr>
             <w:r>
               <w:rPr>
-                <w:sz w:val="18"/>
+                <w:rFonts w:ascii="Times New Roman" w:hAnsi="Times New Roman" w:eastAsia="Times New Roman" w:cs="Times New Roman"/>
+                <w:b w:val="0"/>
+                <w:sz w:val="22"/>
               </w:rPr>
             </w:r>
           </w:p>
@@ -418,9 +625,16 @@
             <w:tcW w:type="dxa" w:w="1234"/>
           </w:tcPr>
           <w:p>
+            <w:pPr>
+              <w:spacing w:line="360" w:lineRule="auto" w:before="0" w:after="0"/>
+              <w:ind w:firstLine="0"/>
+              <w:jc w:val="both"/>
+            </w:pPr>
             <w:r>
               <w:rPr>
-                <w:sz w:val="18"/>
+                <w:rFonts w:ascii="Times New Roman" w:hAnsi="Times New Roman" w:eastAsia="Times New Roman" w:cs="Times New Roman"/>
+                <w:b w:val="0"/>
+                <w:sz w:val="22"/>
               </w:rPr>
               <w:t>S3</w:t>
             </w:r>
@@ -431,9 +645,16 @@
             <w:tcW w:type="dxa" w:w="1234"/>
           </w:tcPr>
           <w:p>
+            <w:pPr>
+              <w:spacing w:line="360" w:lineRule="auto" w:before="0" w:after="0"/>
+              <w:ind w:firstLine="0"/>
+              <w:jc w:val="both"/>
+            </w:pPr>
             <w:r>
               <w:rPr>
-                <w:sz w:val="18"/>
+                <w:rFonts w:ascii="Times New Roman" w:hAnsi="Times New Roman" w:eastAsia="Times New Roman" w:cs="Times New Roman"/>
+                <w:b w:val="0"/>
+                <w:sz w:val="22"/>
               </w:rPr>
             </w:r>
           </w:p>
@@ -443,9 +664,16 @@
             <w:tcW w:type="dxa" w:w="1234"/>
           </w:tcPr>
           <w:p>
+            <w:pPr>
+              <w:spacing w:line="360" w:lineRule="auto" w:before="0" w:after="0"/>
+              <w:ind w:firstLine="0"/>
+              <w:jc w:val="both"/>
+            </w:pPr>
             <w:r>
               <w:rPr>
-                <w:sz w:val="18"/>
+                <w:rFonts w:ascii="Times New Roman" w:hAnsi="Times New Roman" w:eastAsia="Times New Roman" w:cs="Times New Roman"/>
+                <w:b w:val="0"/>
+                <w:sz w:val="22"/>
               </w:rPr>
             </w:r>
           </w:p>
@@ -455,9 +683,16 @@
             <w:tcW w:type="dxa" w:w="1234"/>
           </w:tcPr>
           <w:p>
+            <w:pPr>
+              <w:spacing w:line="360" w:lineRule="auto" w:before="0" w:after="0"/>
+              <w:ind w:firstLine="0"/>
+              <w:jc w:val="both"/>
+            </w:pPr>
             <w:r>
               <w:rPr>
-                <w:sz w:val="18"/>
+                <w:rFonts w:ascii="Times New Roman" w:hAnsi="Times New Roman" w:eastAsia="Times New Roman" w:cs="Times New Roman"/>
+                <w:b w:val="0"/>
+                <w:sz w:val="22"/>
               </w:rPr>
             </w:r>
           </w:p>
@@ -467,9 +702,16 @@
             <w:tcW w:type="dxa" w:w="1234"/>
           </w:tcPr>
           <w:p>
+            <w:pPr>
+              <w:spacing w:line="360" w:lineRule="auto" w:before="0" w:after="0"/>
+              <w:ind w:firstLine="0"/>
+              <w:jc w:val="both"/>
+            </w:pPr>
             <w:r>
               <w:rPr>
-                <w:sz w:val="18"/>
+                <w:rFonts w:ascii="Times New Roman" w:hAnsi="Times New Roman" w:eastAsia="Times New Roman" w:cs="Times New Roman"/>
+                <w:b w:val="0"/>
+                <w:sz w:val="22"/>
               </w:rPr>
             </w:r>
           </w:p>
@@ -479,9 +721,16 @@
             <w:tcW w:type="dxa" w:w="1234"/>
           </w:tcPr>
           <w:p>
+            <w:pPr>
+              <w:spacing w:line="360" w:lineRule="auto" w:before="0" w:after="0"/>
+              <w:ind w:firstLine="0"/>
+              <w:jc w:val="both"/>
+            </w:pPr>
             <w:r>
               <w:rPr>
-                <w:sz w:val="18"/>
+                <w:rFonts w:ascii="Times New Roman" w:hAnsi="Times New Roman" w:eastAsia="Times New Roman" w:cs="Times New Roman"/>
+                <w:b w:val="0"/>
+                <w:sz w:val="22"/>
               </w:rPr>
             </w:r>
           </w:p>
@@ -491,9 +740,16 @@
             <w:tcW w:type="dxa" w:w="1234"/>
           </w:tcPr>
           <w:p>
+            <w:pPr>
+              <w:spacing w:line="360" w:lineRule="auto" w:before="0" w:after="0"/>
+              <w:ind w:firstLine="0"/>
+              <w:jc w:val="both"/>
+            </w:pPr>
             <w:r>
               <w:rPr>
-                <w:sz w:val="18"/>
+                <w:rFonts w:ascii="Times New Roman" w:hAnsi="Times New Roman" w:eastAsia="Times New Roman" w:cs="Times New Roman"/>
+                <w:b w:val="0"/>
+                <w:sz w:val="22"/>
               </w:rPr>
             </w:r>
           </w:p>
@@ -505,9 +761,16 @@
             <w:tcW w:type="dxa" w:w="1234"/>
           </w:tcPr>
           <w:p>
+            <w:pPr>
+              <w:spacing w:line="360" w:lineRule="auto" w:before="0" w:after="0"/>
+              <w:ind w:firstLine="0"/>
+              <w:jc w:val="both"/>
+            </w:pPr>
             <w:r>
               <w:rPr>
-                <w:sz w:val="18"/>
+                <w:rFonts w:ascii="Times New Roman" w:hAnsi="Times New Roman" w:eastAsia="Times New Roman" w:cs="Times New Roman"/>
+                <w:b w:val="0"/>
+                <w:sz w:val="22"/>
               </w:rPr>
               <w:t>S4</w:t>
             </w:r>
@@ -518,9 +781,16 @@
             <w:tcW w:type="dxa" w:w="1234"/>
           </w:tcPr>
           <w:p>
+            <w:pPr>
+              <w:spacing w:line="360" w:lineRule="auto" w:before="0" w:after="0"/>
+              <w:ind w:firstLine="0"/>
+              <w:jc w:val="both"/>
+            </w:pPr>
             <w:r>
               <w:rPr>
-                <w:sz w:val="18"/>
+                <w:rFonts w:ascii="Times New Roman" w:hAnsi="Times New Roman" w:eastAsia="Times New Roman" w:cs="Times New Roman"/>
+                <w:b w:val="0"/>
+                <w:sz w:val="22"/>
               </w:rPr>
             </w:r>
           </w:p>
@@ -530,9 +800,16 @@
             <w:tcW w:type="dxa" w:w="1234"/>
           </w:tcPr>
           <w:p>
+            <w:pPr>
+              <w:spacing w:line="360" w:lineRule="auto" w:before="0" w:after="0"/>
+              <w:ind w:firstLine="0"/>
+              <w:jc w:val="both"/>
+            </w:pPr>
             <w:r>
               <w:rPr>
-                <w:sz w:val="18"/>
+                <w:rFonts w:ascii="Times New Roman" w:hAnsi="Times New Roman" w:eastAsia="Times New Roman" w:cs="Times New Roman"/>
+                <w:b w:val="0"/>
+                <w:sz w:val="22"/>
               </w:rPr>
             </w:r>
           </w:p>
@@ -542,9 +819,16 @@
             <w:tcW w:type="dxa" w:w="1234"/>
           </w:tcPr>
           <w:p>
+            <w:pPr>
+              <w:spacing w:line="360" w:lineRule="auto" w:before="0" w:after="0"/>
+              <w:ind w:firstLine="0"/>
+              <w:jc w:val="both"/>
+            </w:pPr>
             <w:r>
               <w:rPr>
-                <w:sz w:val="18"/>
+                <w:rFonts w:ascii="Times New Roman" w:hAnsi="Times New Roman" w:eastAsia="Times New Roman" w:cs="Times New Roman"/>
+                <w:b w:val="0"/>
+                <w:sz w:val="22"/>
               </w:rPr>
             </w:r>
           </w:p>
@@ -554,9 +838,16 @@
             <w:tcW w:type="dxa" w:w="1234"/>
           </w:tcPr>
           <w:p>
+            <w:pPr>
+              <w:spacing w:line="360" w:lineRule="auto" w:before="0" w:after="0"/>
+              <w:ind w:firstLine="0"/>
+              <w:jc w:val="both"/>
+            </w:pPr>
             <w:r>
               <w:rPr>
-                <w:sz w:val="18"/>
+                <w:rFonts w:ascii="Times New Roman" w:hAnsi="Times New Roman" w:eastAsia="Times New Roman" w:cs="Times New Roman"/>
+                <w:b w:val="0"/>
+                <w:sz w:val="22"/>
               </w:rPr>
             </w:r>
           </w:p>
@@ -566,9 +857,16 @@
             <w:tcW w:type="dxa" w:w="1234"/>
           </w:tcPr>
           <w:p>
+            <w:pPr>
+              <w:spacing w:line="360" w:lineRule="auto" w:before="0" w:after="0"/>
+              <w:ind w:firstLine="0"/>
+              <w:jc w:val="both"/>
+            </w:pPr>
             <w:r>
               <w:rPr>
-                <w:sz w:val="18"/>
+                <w:rFonts w:ascii="Times New Roman" w:hAnsi="Times New Roman" w:eastAsia="Times New Roman" w:cs="Times New Roman"/>
+                <w:b w:val="0"/>
+                <w:sz w:val="22"/>
               </w:rPr>
             </w:r>
           </w:p>
@@ -578,9 +876,16 @@
             <w:tcW w:type="dxa" w:w="1234"/>
           </w:tcPr>
           <w:p>
+            <w:pPr>
+              <w:spacing w:line="360" w:lineRule="auto" w:before="0" w:after="0"/>
+              <w:ind w:firstLine="0"/>
+              <w:jc w:val="both"/>
+            </w:pPr>
             <w:r>
               <w:rPr>
-                <w:sz w:val="18"/>
+                <w:rFonts w:ascii="Times New Roman" w:hAnsi="Times New Roman" w:eastAsia="Times New Roman" w:cs="Times New Roman"/>
+                <w:b w:val="0"/>
+                <w:sz w:val="22"/>
               </w:rPr>
             </w:r>
           </w:p>
@@ -592,9 +897,16 @@
             <w:tcW w:type="dxa" w:w="1234"/>
           </w:tcPr>
           <w:p>
+            <w:pPr>
+              <w:spacing w:line="360" w:lineRule="auto" w:before="0" w:after="0"/>
+              <w:ind w:firstLine="0"/>
+              <w:jc w:val="both"/>
+            </w:pPr>
             <w:r>
               <w:rPr>
-                <w:sz w:val="18"/>
+                <w:rFonts w:ascii="Times New Roman" w:hAnsi="Times New Roman" w:eastAsia="Times New Roman" w:cs="Times New Roman"/>
+                <w:b w:val="0"/>
+                <w:sz w:val="22"/>
               </w:rPr>
               <w:t>S5</w:t>
             </w:r>
@@ -605,9 +917,16 @@
             <w:tcW w:type="dxa" w:w="1234"/>
           </w:tcPr>
           <w:p>
+            <w:pPr>
+              <w:spacing w:line="360" w:lineRule="auto" w:before="0" w:after="0"/>
+              <w:ind w:firstLine="0"/>
+              <w:jc w:val="both"/>
+            </w:pPr>
             <w:r>
               <w:rPr>
-                <w:sz w:val="18"/>
+                <w:rFonts w:ascii="Times New Roman" w:hAnsi="Times New Roman" w:eastAsia="Times New Roman" w:cs="Times New Roman"/>
+                <w:b w:val="0"/>
+                <w:sz w:val="22"/>
               </w:rPr>
             </w:r>
           </w:p>
@@ -617,9 +936,16 @@
             <w:tcW w:type="dxa" w:w="1234"/>
           </w:tcPr>
           <w:p>
+            <w:pPr>
+              <w:spacing w:line="360" w:lineRule="auto" w:before="0" w:after="0"/>
+              <w:ind w:firstLine="0"/>
+              <w:jc w:val="both"/>
+            </w:pPr>
             <w:r>
               <w:rPr>
-                <w:sz w:val="18"/>
+                <w:rFonts w:ascii="Times New Roman" w:hAnsi="Times New Roman" w:eastAsia="Times New Roman" w:cs="Times New Roman"/>
+                <w:b w:val="0"/>
+                <w:sz w:val="22"/>
               </w:rPr>
             </w:r>
           </w:p>
@@ -629,9 +955,16 @@
             <w:tcW w:type="dxa" w:w="1234"/>
           </w:tcPr>
           <w:p>
+            <w:pPr>
+              <w:spacing w:line="360" w:lineRule="auto" w:before="0" w:after="0"/>
+              <w:ind w:firstLine="0"/>
+              <w:jc w:val="both"/>
+            </w:pPr>
             <w:r>
               <w:rPr>
-                <w:sz w:val="18"/>
+                <w:rFonts w:ascii="Times New Roman" w:hAnsi="Times New Roman" w:eastAsia="Times New Roman" w:cs="Times New Roman"/>
+                <w:b w:val="0"/>
+                <w:sz w:val="22"/>
               </w:rPr>
             </w:r>
           </w:p>
@@ -641,9 +974,16 @@
             <w:tcW w:type="dxa" w:w="1234"/>
           </w:tcPr>
           <w:p>
+            <w:pPr>
+              <w:spacing w:line="360" w:lineRule="auto" w:before="0" w:after="0"/>
+              <w:ind w:firstLine="0"/>
+              <w:jc w:val="both"/>
+            </w:pPr>
             <w:r>
               <w:rPr>
-                <w:sz w:val="18"/>
+                <w:rFonts w:ascii="Times New Roman" w:hAnsi="Times New Roman" w:eastAsia="Times New Roman" w:cs="Times New Roman"/>
+                <w:b w:val="0"/>
+                <w:sz w:val="22"/>
               </w:rPr>
             </w:r>
           </w:p>
@@ -653,9 +993,16 @@
             <w:tcW w:type="dxa" w:w="1234"/>
           </w:tcPr>
           <w:p>
+            <w:pPr>
+              <w:spacing w:line="360" w:lineRule="auto" w:before="0" w:after="0"/>
+              <w:ind w:firstLine="0"/>
+              <w:jc w:val="both"/>
+            </w:pPr>
             <w:r>
               <w:rPr>
-                <w:sz w:val="18"/>
+                <w:rFonts w:ascii="Times New Roman" w:hAnsi="Times New Roman" w:eastAsia="Times New Roman" w:cs="Times New Roman"/>
+                <w:b w:val="0"/>
+                <w:sz w:val="22"/>
               </w:rPr>
             </w:r>
           </w:p>
@@ -665,9 +1012,16 @@
             <w:tcW w:type="dxa" w:w="1234"/>
           </w:tcPr>
           <w:p>
+            <w:pPr>
+              <w:spacing w:line="360" w:lineRule="auto" w:before="0" w:after="0"/>
+              <w:ind w:firstLine="0"/>
+              <w:jc w:val="both"/>
+            </w:pPr>
             <w:r>
               <w:rPr>
-                <w:sz w:val="18"/>
+                <w:rFonts w:ascii="Times New Roman" w:hAnsi="Times New Roman" w:eastAsia="Times New Roman" w:cs="Times New Roman"/>
+                <w:b w:val="0"/>
+                <w:sz w:val="22"/>
               </w:rPr>
             </w:r>
           </w:p>
@@ -679,9 +1033,16 @@
             <w:tcW w:type="dxa" w:w="1234"/>
           </w:tcPr>
           <w:p>
+            <w:pPr>
+              <w:spacing w:line="360" w:lineRule="auto" w:before="0" w:after="0"/>
+              <w:ind w:firstLine="0"/>
+              <w:jc w:val="both"/>
+            </w:pPr>
             <w:r>
               <w:rPr>
-                <w:sz w:val="18"/>
+                <w:rFonts w:ascii="Times New Roman" w:hAnsi="Times New Roman" w:eastAsia="Times New Roman" w:cs="Times New Roman"/>
+                <w:b w:val="0"/>
+                <w:sz w:val="22"/>
               </w:rPr>
               <w:t>S6</w:t>
             </w:r>
@@ -692,9 +1053,16 @@
             <w:tcW w:type="dxa" w:w="1234"/>
           </w:tcPr>
           <w:p>
+            <w:pPr>
+              <w:spacing w:line="360" w:lineRule="auto" w:before="0" w:after="0"/>
+              <w:ind w:firstLine="0"/>
+              <w:jc w:val="both"/>
+            </w:pPr>
             <w:r>
               <w:rPr>
-                <w:sz w:val="18"/>
+                <w:rFonts w:ascii="Times New Roman" w:hAnsi="Times New Roman" w:eastAsia="Times New Roman" w:cs="Times New Roman"/>
+                <w:b w:val="0"/>
+                <w:sz w:val="22"/>
               </w:rPr>
             </w:r>
           </w:p>
@@ -704,9 +1072,16 @@
             <w:tcW w:type="dxa" w:w="1234"/>
           </w:tcPr>
           <w:p>
+            <w:pPr>
+              <w:spacing w:line="360" w:lineRule="auto" w:before="0" w:after="0"/>
+              <w:ind w:firstLine="0"/>
+              <w:jc w:val="both"/>
+            </w:pPr>
             <w:r>
               <w:rPr>
-                <w:sz w:val="18"/>
+                <w:rFonts w:ascii="Times New Roman" w:hAnsi="Times New Roman" w:eastAsia="Times New Roman" w:cs="Times New Roman"/>
+                <w:b w:val="0"/>
+                <w:sz w:val="22"/>
               </w:rPr>
             </w:r>
           </w:p>
@@ -716,9 +1091,16 @@
             <w:tcW w:type="dxa" w:w="1234"/>
           </w:tcPr>
           <w:p>
+            <w:pPr>
+              <w:spacing w:line="360" w:lineRule="auto" w:before="0" w:after="0"/>
+              <w:ind w:firstLine="0"/>
+              <w:jc w:val="both"/>
+            </w:pPr>
             <w:r>
               <w:rPr>
-                <w:sz w:val="18"/>
+                <w:rFonts w:ascii="Times New Roman" w:hAnsi="Times New Roman" w:eastAsia="Times New Roman" w:cs="Times New Roman"/>
+                <w:b w:val="0"/>
+                <w:sz w:val="22"/>
               </w:rPr>
             </w:r>
           </w:p>
@@ -728,9 +1110,16 @@
             <w:tcW w:type="dxa" w:w="1234"/>
           </w:tcPr>
           <w:p>
+            <w:pPr>
+              <w:spacing w:line="360" w:lineRule="auto" w:before="0" w:after="0"/>
+              <w:ind w:firstLine="0"/>
+              <w:jc w:val="both"/>
+            </w:pPr>
             <w:r>
               <w:rPr>
-                <w:sz w:val="18"/>
+                <w:rFonts w:ascii="Times New Roman" w:hAnsi="Times New Roman" w:eastAsia="Times New Roman" w:cs="Times New Roman"/>
+                <w:b w:val="0"/>
+                <w:sz w:val="22"/>
               </w:rPr>
             </w:r>
           </w:p>
@@ -740,9 +1129,16 @@
             <w:tcW w:type="dxa" w:w="1234"/>
           </w:tcPr>
           <w:p>
+            <w:pPr>
+              <w:spacing w:line="360" w:lineRule="auto" w:before="0" w:after="0"/>
+              <w:ind w:firstLine="0"/>
+              <w:jc w:val="both"/>
+            </w:pPr>
             <w:r>
               <w:rPr>
-                <w:sz w:val="18"/>
+                <w:rFonts w:ascii="Times New Roman" w:hAnsi="Times New Roman" w:eastAsia="Times New Roman" w:cs="Times New Roman"/>
+                <w:b w:val="0"/>
+                <w:sz w:val="22"/>
               </w:rPr>
             </w:r>
           </w:p>
@@ -752,9 +1148,16 @@
             <w:tcW w:type="dxa" w:w="1234"/>
           </w:tcPr>
           <w:p>
+            <w:pPr>
+              <w:spacing w:line="360" w:lineRule="auto" w:before="0" w:after="0"/>
+              <w:ind w:firstLine="0"/>
+              <w:jc w:val="both"/>
+            </w:pPr>
             <w:r>
               <w:rPr>
-                <w:sz w:val="18"/>
+                <w:rFonts w:ascii="Times New Roman" w:hAnsi="Times New Roman" w:eastAsia="Times New Roman" w:cs="Times New Roman"/>
+                <w:b w:val="0"/>
+                <w:sz w:val="22"/>
               </w:rPr>
             </w:r>
           </w:p>
@@ -766,9 +1169,16 @@
             <w:tcW w:type="dxa" w:w="1234"/>
           </w:tcPr>
           <w:p>
+            <w:pPr>
+              <w:spacing w:line="360" w:lineRule="auto" w:before="0" w:after="0"/>
+              <w:ind w:firstLine="0"/>
+              <w:jc w:val="both"/>
+            </w:pPr>
             <w:r>
               <w:rPr>
-                <w:sz w:val="18"/>
+                <w:rFonts w:ascii="Times New Roman" w:hAnsi="Times New Roman" w:eastAsia="Times New Roman" w:cs="Times New Roman"/>
+                <w:b w:val="0"/>
+                <w:sz w:val="22"/>
               </w:rPr>
               <w:t>S7</w:t>
             </w:r>
@@ -779,9 +1189,16 @@
             <w:tcW w:type="dxa" w:w="1234"/>
           </w:tcPr>
           <w:p>
+            <w:pPr>
+              <w:spacing w:line="360" w:lineRule="auto" w:before="0" w:after="0"/>
+              <w:ind w:firstLine="0"/>
+              <w:jc w:val="both"/>
+            </w:pPr>
             <w:r>
               <w:rPr>
-                <w:sz w:val="18"/>
+                <w:rFonts w:ascii="Times New Roman" w:hAnsi="Times New Roman" w:eastAsia="Times New Roman" w:cs="Times New Roman"/>
+                <w:b w:val="0"/>
+                <w:sz w:val="22"/>
               </w:rPr>
             </w:r>
           </w:p>
@@ -791,9 +1208,16 @@
             <w:tcW w:type="dxa" w:w="1234"/>
           </w:tcPr>
           <w:p>
+            <w:pPr>
+              <w:spacing w:line="360" w:lineRule="auto" w:before="0" w:after="0"/>
+              <w:ind w:firstLine="0"/>
+              <w:jc w:val="both"/>
+            </w:pPr>
             <w:r>
               <w:rPr>
-                <w:sz w:val="18"/>
+                <w:rFonts w:ascii="Times New Roman" w:hAnsi="Times New Roman" w:eastAsia="Times New Roman" w:cs="Times New Roman"/>
+                <w:b w:val="0"/>
+                <w:sz w:val="22"/>
               </w:rPr>
             </w:r>
           </w:p>
@@ -803,9 +1227,16 @@
             <w:tcW w:type="dxa" w:w="1234"/>
           </w:tcPr>
           <w:p>
+            <w:pPr>
+              <w:spacing w:line="360" w:lineRule="auto" w:before="0" w:after="0"/>
+              <w:ind w:firstLine="0"/>
+              <w:jc w:val="both"/>
+            </w:pPr>
             <w:r>
               <w:rPr>
-                <w:sz w:val="18"/>
+                <w:rFonts w:ascii="Times New Roman" w:hAnsi="Times New Roman" w:eastAsia="Times New Roman" w:cs="Times New Roman"/>
+                <w:b w:val="0"/>
+                <w:sz w:val="22"/>
               </w:rPr>
             </w:r>
           </w:p>
@@ -815,9 +1246,16 @@
             <w:tcW w:type="dxa" w:w="1234"/>
           </w:tcPr>
           <w:p>
+            <w:pPr>
+              <w:spacing w:line="360" w:lineRule="auto" w:before="0" w:after="0"/>
+              <w:ind w:firstLine="0"/>
+              <w:jc w:val="both"/>
+            </w:pPr>
             <w:r>
               <w:rPr>
-                <w:sz w:val="18"/>
+                <w:rFonts w:ascii="Times New Roman" w:hAnsi="Times New Roman" w:eastAsia="Times New Roman" w:cs="Times New Roman"/>
+                <w:b w:val="0"/>
+                <w:sz w:val="22"/>
               </w:rPr>
             </w:r>
           </w:p>
@@ -827,9 +1265,16 @@
             <w:tcW w:type="dxa" w:w="1234"/>
           </w:tcPr>
           <w:p>
+            <w:pPr>
+              <w:spacing w:line="360" w:lineRule="auto" w:before="0" w:after="0"/>
+              <w:ind w:firstLine="0"/>
+              <w:jc w:val="both"/>
+            </w:pPr>
             <w:r>
               <w:rPr>
-                <w:sz w:val="18"/>
+                <w:rFonts w:ascii="Times New Roman" w:hAnsi="Times New Roman" w:eastAsia="Times New Roman" w:cs="Times New Roman"/>
+                <w:b w:val="0"/>
+                <w:sz w:val="22"/>
               </w:rPr>
             </w:r>
           </w:p>
@@ -839,9 +1284,16 @@
             <w:tcW w:type="dxa" w:w="1234"/>
           </w:tcPr>
           <w:p>
+            <w:pPr>
+              <w:spacing w:line="360" w:lineRule="auto" w:before="0" w:after="0"/>
+              <w:ind w:firstLine="0"/>
+              <w:jc w:val="both"/>
+            </w:pPr>
             <w:r>
               <w:rPr>
-                <w:sz w:val="18"/>
+                <w:rFonts w:ascii="Times New Roman" w:hAnsi="Times New Roman" w:eastAsia="Times New Roman" w:cs="Times New Roman"/>
+                <w:b w:val="0"/>
+                <w:sz w:val="22"/>
               </w:rPr>
             </w:r>
           </w:p>
@@ -853,9 +1305,16 @@
             <w:tcW w:type="dxa" w:w="1234"/>
           </w:tcPr>
           <w:p>
+            <w:pPr>
+              <w:spacing w:line="360" w:lineRule="auto" w:before="0" w:after="0"/>
+              <w:ind w:firstLine="0"/>
+              <w:jc w:val="both"/>
+            </w:pPr>
             <w:r>
               <w:rPr>
-                <w:sz w:val="18"/>
+                <w:rFonts w:ascii="Times New Roman" w:hAnsi="Times New Roman" w:eastAsia="Times New Roman" w:cs="Times New Roman"/>
+                <w:b w:val="0"/>
+                <w:sz w:val="22"/>
               </w:rPr>
               <w:t>S8</w:t>
             </w:r>
@@ -866,9 +1325,16 @@
             <w:tcW w:type="dxa" w:w="1234"/>
           </w:tcPr>
           <w:p>
+            <w:pPr>
+              <w:spacing w:line="360" w:lineRule="auto" w:before="0" w:after="0"/>
+              <w:ind w:firstLine="0"/>
+              <w:jc w:val="both"/>
+            </w:pPr>
             <w:r>
               <w:rPr>
-                <w:sz w:val="18"/>
+                <w:rFonts w:ascii="Times New Roman" w:hAnsi="Times New Roman" w:eastAsia="Times New Roman" w:cs="Times New Roman"/>
+                <w:b w:val="0"/>
+                <w:sz w:val="22"/>
               </w:rPr>
             </w:r>
           </w:p>
@@ -878,9 +1344,16 @@
             <w:tcW w:type="dxa" w:w="1234"/>
           </w:tcPr>
           <w:p>
+            <w:pPr>
+              <w:spacing w:line="360" w:lineRule="auto" w:before="0" w:after="0"/>
+              <w:ind w:firstLine="0"/>
+              <w:jc w:val="both"/>
+            </w:pPr>
             <w:r>
               <w:rPr>
-                <w:sz w:val="18"/>
+                <w:rFonts w:ascii="Times New Roman" w:hAnsi="Times New Roman" w:eastAsia="Times New Roman" w:cs="Times New Roman"/>
+                <w:b w:val="0"/>
+                <w:sz w:val="22"/>
               </w:rPr>
             </w:r>
           </w:p>
@@ -890,9 +1363,16 @@
             <w:tcW w:type="dxa" w:w="1234"/>
           </w:tcPr>
           <w:p>
+            <w:pPr>
+              <w:spacing w:line="360" w:lineRule="auto" w:before="0" w:after="0"/>
+              <w:ind w:firstLine="0"/>
+              <w:jc w:val="both"/>
+            </w:pPr>
             <w:r>
               <w:rPr>
-                <w:sz w:val="18"/>
+                <w:rFonts w:ascii="Times New Roman" w:hAnsi="Times New Roman" w:eastAsia="Times New Roman" w:cs="Times New Roman"/>
+                <w:b w:val="0"/>
+                <w:sz w:val="22"/>
               </w:rPr>
             </w:r>
           </w:p>
@@ -902,9 +1382,16 @@
             <w:tcW w:type="dxa" w:w="1234"/>
           </w:tcPr>
           <w:p>
+            <w:pPr>
+              <w:spacing w:line="360" w:lineRule="auto" w:before="0" w:after="0"/>
+              <w:ind w:firstLine="0"/>
+              <w:jc w:val="both"/>
+            </w:pPr>
             <w:r>
               <w:rPr>
-                <w:sz w:val="18"/>
+                <w:rFonts w:ascii="Times New Roman" w:hAnsi="Times New Roman" w:eastAsia="Times New Roman" w:cs="Times New Roman"/>
+                <w:b w:val="0"/>
+                <w:sz w:val="22"/>
               </w:rPr>
             </w:r>
           </w:p>
@@ -914,9 +1401,16 @@
             <w:tcW w:type="dxa" w:w="1234"/>
           </w:tcPr>
           <w:p>
+            <w:pPr>
+              <w:spacing w:line="360" w:lineRule="auto" w:before="0" w:after="0"/>
+              <w:ind w:firstLine="0"/>
+              <w:jc w:val="both"/>
+            </w:pPr>
             <w:r>
               <w:rPr>
-                <w:sz w:val="18"/>
+                <w:rFonts w:ascii="Times New Roman" w:hAnsi="Times New Roman" w:eastAsia="Times New Roman" w:cs="Times New Roman"/>
+                <w:b w:val="0"/>
+                <w:sz w:val="22"/>
               </w:rPr>
             </w:r>
           </w:p>
@@ -926,9 +1420,16 @@
             <w:tcW w:type="dxa" w:w="1234"/>
           </w:tcPr>
           <w:p>
+            <w:pPr>
+              <w:spacing w:line="360" w:lineRule="auto" w:before="0" w:after="0"/>
+              <w:ind w:firstLine="0"/>
+              <w:jc w:val="both"/>
+            </w:pPr>
             <w:r>
               <w:rPr>
-                <w:sz w:val="18"/>
+                <w:rFonts w:ascii="Times New Roman" w:hAnsi="Times New Roman" w:eastAsia="Times New Roman" w:cs="Times New Roman"/>
+                <w:b w:val="0"/>
+                <w:sz w:val="22"/>
               </w:rPr>
             </w:r>
           </w:p>
@@ -937,11 +1438,20 @@
     </w:tbl>
     <w:p/>
     <w:p>
+      <w:pPr>
+        <w:pStyle w:val="Heading2"/>
+        <w:keepNext/>
+        <w:keepLines/>
+        <w:spacing w:line="240" w:lineRule="auto" w:before="40" w:after="0"/>
+        <w:ind w:left="0" w:firstLine="0"/>
+        <w:jc w:val="left"/>
+      </w:pPr>
       <w:r>
         <w:rPr>
+          <w:rFonts w:ascii="Times New Roman" w:hAnsi="Times New Roman" w:eastAsia="Times New Roman" w:cs="Times New Roman"/>
           <w:b/>
           <w:i w:val="0"/>
-          <w:sz w:val="24"/>
+          <w:sz w:val="28"/>
         </w:rPr>
         <w:t>2. Стратегия вовлечения</w:t>
       </w:r>
@@ -950,6 +1460,7 @@
       <w:tblPr>
         <w:tblStyle w:val="TableGrid"/>
         <w:tblW w:type="auto" w:w="0"/>
+        <w:tblLayout w:type="autofit"/>
         <w:tblLook w:firstColumn="1" w:firstRow="1" w:lastColumn="0" w:lastRow="0" w:noHBand="0" w:noVBand="1" w:val="04A0"/>
       </w:tblPr>
       <w:tblGrid>
@@ -966,10 +1477,16 @@
             <w:tcW w:type="dxa" w:w="1440"/>
           </w:tcPr>
           <w:p>
+            <w:pPr>
+              <w:spacing w:line="360" w:lineRule="auto" w:before="0" w:after="0"/>
+              <w:ind w:firstLine="0"/>
+              <w:jc w:val="center"/>
+            </w:pPr>
             <w:r>
               <w:rPr>
+                <w:rFonts w:ascii="Times New Roman" w:hAnsi="Times New Roman" w:eastAsia="Times New Roman" w:cs="Times New Roman"/>
                 <w:b/>
-                <w:sz w:val="18"/>
+                <w:sz w:val="22"/>
               </w:rPr>
               <w:t>ID</w:t>
             </w:r>
@@ -980,10 +1497,16 @@
             <w:tcW w:type="dxa" w:w="1440"/>
           </w:tcPr>
           <w:p>
+            <w:pPr>
+              <w:spacing w:line="360" w:lineRule="auto" w:before="0" w:after="0"/>
+              <w:ind w:firstLine="0"/>
+              <w:jc w:val="center"/>
+            </w:pPr>
             <w:r>
               <w:rPr>
+                <w:rFonts w:ascii="Times New Roman" w:hAnsi="Times New Roman" w:eastAsia="Times New Roman" w:cs="Times New Roman"/>
                 <w:b/>
-                <w:sz w:val="18"/>
+                <w:sz w:val="22"/>
               </w:rPr>
               <w:t>Квадрант</w:t>
             </w:r>
@@ -994,10 +1517,16 @@
             <w:tcW w:type="dxa" w:w="1440"/>
           </w:tcPr>
           <w:p>
+            <w:pPr>
+              <w:spacing w:line="360" w:lineRule="auto" w:before="0" w:after="0"/>
+              <w:ind w:firstLine="0"/>
+              <w:jc w:val="center"/>
+            </w:pPr>
             <w:r>
               <w:rPr>
+                <w:rFonts w:ascii="Times New Roman" w:hAnsi="Times New Roman" w:eastAsia="Times New Roman" w:cs="Times New Roman"/>
                 <w:b/>
-                <w:sz w:val="18"/>
+                <w:sz w:val="22"/>
               </w:rPr>
               <w:t>Стратегия</w:t>
             </w:r>
@@ -1008,10 +1537,16 @@
             <w:tcW w:type="dxa" w:w="1440"/>
           </w:tcPr>
           <w:p>
+            <w:pPr>
+              <w:spacing w:line="360" w:lineRule="auto" w:before="0" w:after="0"/>
+              <w:ind w:firstLine="0"/>
+              <w:jc w:val="center"/>
+            </w:pPr>
             <w:r>
               <w:rPr>
+                <w:rFonts w:ascii="Times New Roman" w:hAnsi="Times New Roman" w:eastAsia="Times New Roman" w:cs="Times New Roman"/>
                 <w:b/>
-                <w:sz w:val="18"/>
+                <w:sz w:val="22"/>
               </w:rPr>
               <w:t>Канал</w:t>
             </w:r>
@@ -1022,10 +1557,16 @@
             <w:tcW w:type="dxa" w:w="1440"/>
           </w:tcPr>
           <w:p>
+            <w:pPr>
+              <w:spacing w:line="360" w:lineRule="auto" w:before="0" w:after="0"/>
+              <w:ind w:firstLine="0"/>
+              <w:jc w:val="center"/>
+            </w:pPr>
             <w:r>
               <w:rPr>
+                <w:rFonts w:ascii="Times New Roman" w:hAnsi="Times New Roman" w:eastAsia="Times New Roman" w:cs="Times New Roman"/>
                 <w:b/>
-                <w:sz w:val="18"/>
+                <w:sz w:val="22"/>
               </w:rPr>
               <w:t>Частота</w:t>
             </w:r>
@@ -1036,10 +1577,16 @@
             <w:tcW w:type="dxa" w:w="1440"/>
           </w:tcPr>
           <w:p>
+            <w:pPr>
+              <w:spacing w:line="360" w:lineRule="auto" w:before="0" w:after="0"/>
+              <w:ind w:firstLine="0"/>
+              <w:jc w:val="center"/>
+            </w:pPr>
             <w:r>
               <w:rPr>
+                <w:rFonts w:ascii="Times New Roman" w:hAnsi="Times New Roman" w:eastAsia="Times New Roman" w:cs="Times New Roman"/>
                 <w:b/>
-                <w:sz w:val="18"/>
+                <w:sz w:val="22"/>
               </w:rPr>
               <w:t>Ответственный</w:t>
             </w:r>
@@ -1052,9 +1599,16 @@
             <w:tcW w:type="dxa" w:w="1440"/>
           </w:tcPr>
           <w:p>
+            <w:pPr>
+              <w:spacing w:line="360" w:lineRule="auto" w:before="0" w:after="0"/>
+              <w:ind w:firstLine="0"/>
+              <w:jc w:val="both"/>
+            </w:pPr>
             <w:r>
               <w:rPr>
-                <w:sz w:val="18"/>
+                <w:rFonts w:ascii="Times New Roman" w:hAnsi="Times New Roman" w:eastAsia="Times New Roman" w:cs="Times New Roman"/>
+                <w:b w:val="0"/>
+                <w:sz w:val="22"/>
               </w:rPr>
               <w:t>S1</w:t>
             </w:r>
@@ -1065,9 +1619,16 @@
             <w:tcW w:type="dxa" w:w="1440"/>
           </w:tcPr>
           <w:p>
+            <w:pPr>
+              <w:spacing w:line="360" w:lineRule="auto" w:before="0" w:after="0"/>
+              <w:ind w:firstLine="0"/>
+              <w:jc w:val="both"/>
+            </w:pPr>
             <w:r>
               <w:rPr>
-                <w:sz w:val="18"/>
+                <w:rFonts w:ascii="Times New Roman" w:hAnsi="Times New Roman" w:eastAsia="Times New Roman" w:cs="Times New Roman"/>
+                <w:b w:val="0"/>
+                <w:sz w:val="22"/>
               </w:rPr>
             </w:r>
           </w:p>
@@ -1077,9 +1638,16 @@
             <w:tcW w:type="dxa" w:w="1440"/>
           </w:tcPr>
           <w:p>
+            <w:pPr>
+              <w:spacing w:line="360" w:lineRule="auto" w:before="0" w:after="0"/>
+              <w:ind w:firstLine="0"/>
+              <w:jc w:val="both"/>
+            </w:pPr>
             <w:r>
               <w:rPr>
-                <w:sz w:val="18"/>
+                <w:rFonts w:ascii="Times New Roman" w:hAnsi="Times New Roman" w:eastAsia="Times New Roman" w:cs="Times New Roman"/>
+                <w:b w:val="0"/>
+                <w:sz w:val="22"/>
               </w:rPr>
             </w:r>
           </w:p>
@@ -1089,9 +1657,16 @@
             <w:tcW w:type="dxa" w:w="1440"/>
           </w:tcPr>
           <w:p>
+            <w:pPr>
+              <w:spacing w:line="360" w:lineRule="auto" w:before="0" w:after="0"/>
+              <w:ind w:firstLine="0"/>
+              <w:jc w:val="both"/>
+            </w:pPr>
             <w:r>
               <w:rPr>
-                <w:sz w:val="18"/>
+                <w:rFonts w:ascii="Times New Roman" w:hAnsi="Times New Roman" w:eastAsia="Times New Roman" w:cs="Times New Roman"/>
+                <w:b w:val="0"/>
+                <w:sz w:val="22"/>
               </w:rPr>
             </w:r>
           </w:p>
@@ -1101,9 +1676,16 @@
             <w:tcW w:type="dxa" w:w="1440"/>
           </w:tcPr>
           <w:p>
+            <w:pPr>
+              <w:spacing w:line="360" w:lineRule="auto" w:before="0" w:after="0"/>
+              <w:ind w:firstLine="0"/>
+              <w:jc w:val="both"/>
+            </w:pPr>
             <w:r>
               <w:rPr>
-                <w:sz w:val="18"/>
+                <w:rFonts w:ascii="Times New Roman" w:hAnsi="Times New Roman" w:eastAsia="Times New Roman" w:cs="Times New Roman"/>
+                <w:b w:val="0"/>
+                <w:sz w:val="22"/>
               </w:rPr>
             </w:r>
           </w:p>
@@ -1113,9 +1695,16 @@
             <w:tcW w:type="dxa" w:w="1440"/>
           </w:tcPr>
           <w:p>
+            <w:pPr>
+              <w:spacing w:line="360" w:lineRule="auto" w:before="0" w:after="0"/>
+              <w:ind w:firstLine="0"/>
+              <w:jc w:val="both"/>
+            </w:pPr>
             <w:r>
               <w:rPr>
-                <w:sz w:val="18"/>
+                <w:rFonts w:ascii="Times New Roman" w:hAnsi="Times New Roman" w:eastAsia="Times New Roman" w:cs="Times New Roman"/>
+                <w:b w:val="0"/>
+                <w:sz w:val="22"/>
               </w:rPr>
             </w:r>
           </w:p>
@@ -1127,9 +1716,16 @@
             <w:tcW w:type="dxa" w:w="1440"/>
           </w:tcPr>
           <w:p>
+            <w:pPr>
+              <w:spacing w:line="360" w:lineRule="auto" w:before="0" w:after="0"/>
+              <w:ind w:firstLine="0"/>
+              <w:jc w:val="both"/>
+            </w:pPr>
             <w:r>
               <w:rPr>
-                <w:sz w:val="18"/>
+                <w:rFonts w:ascii="Times New Roman" w:hAnsi="Times New Roman" w:eastAsia="Times New Roman" w:cs="Times New Roman"/>
+                <w:b w:val="0"/>
+                <w:sz w:val="22"/>
               </w:rPr>
               <w:t>S2</w:t>
             </w:r>
@@ -1140,9 +1736,16 @@
             <w:tcW w:type="dxa" w:w="1440"/>
           </w:tcPr>
           <w:p>
+            <w:pPr>
+              <w:spacing w:line="360" w:lineRule="auto" w:before="0" w:after="0"/>
+              <w:ind w:firstLine="0"/>
+              <w:jc w:val="both"/>
+            </w:pPr>
             <w:r>
               <w:rPr>
-                <w:sz w:val="18"/>
+                <w:rFonts w:ascii="Times New Roman" w:hAnsi="Times New Roman" w:eastAsia="Times New Roman" w:cs="Times New Roman"/>
+                <w:b w:val="0"/>
+                <w:sz w:val="22"/>
               </w:rPr>
             </w:r>
           </w:p>
@@ -1152,9 +1755,16 @@
             <w:tcW w:type="dxa" w:w="1440"/>
           </w:tcPr>
           <w:p>
+            <w:pPr>
+              <w:spacing w:line="360" w:lineRule="auto" w:before="0" w:after="0"/>
+              <w:ind w:firstLine="0"/>
+              <w:jc w:val="both"/>
+            </w:pPr>
             <w:r>
               <w:rPr>
-                <w:sz w:val="18"/>
+                <w:rFonts w:ascii="Times New Roman" w:hAnsi="Times New Roman" w:eastAsia="Times New Roman" w:cs="Times New Roman"/>
+                <w:b w:val="0"/>
+                <w:sz w:val="22"/>
               </w:rPr>
             </w:r>
           </w:p>
@@ -1164,9 +1774,16 @@
             <w:tcW w:type="dxa" w:w="1440"/>
           </w:tcPr>
           <w:p>
+            <w:pPr>
+              <w:spacing w:line="360" w:lineRule="auto" w:before="0" w:after="0"/>
+              <w:ind w:firstLine="0"/>
+              <w:jc w:val="both"/>
+            </w:pPr>
             <w:r>
               <w:rPr>
-                <w:sz w:val="18"/>
+                <w:rFonts w:ascii="Times New Roman" w:hAnsi="Times New Roman" w:eastAsia="Times New Roman" w:cs="Times New Roman"/>
+                <w:b w:val="0"/>
+                <w:sz w:val="22"/>
               </w:rPr>
             </w:r>
           </w:p>
@@ -1176,9 +1793,16 @@
             <w:tcW w:type="dxa" w:w="1440"/>
           </w:tcPr>
           <w:p>
+            <w:pPr>
+              <w:spacing w:line="360" w:lineRule="auto" w:before="0" w:after="0"/>
+              <w:ind w:firstLine="0"/>
+              <w:jc w:val="both"/>
+            </w:pPr>
             <w:r>
               <w:rPr>
-                <w:sz w:val="18"/>
+                <w:rFonts w:ascii="Times New Roman" w:hAnsi="Times New Roman" w:eastAsia="Times New Roman" w:cs="Times New Roman"/>
+                <w:b w:val="0"/>
+                <w:sz w:val="22"/>
               </w:rPr>
             </w:r>
           </w:p>
@@ -1188,9 +1812,16 @@
             <w:tcW w:type="dxa" w:w="1440"/>
           </w:tcPr>
           <w:p>
+            <w:pPr>
+              <w:spacing w:line="360" w:lineRule="auto" w:before="0" w:after="0"/>
+              <w:ind w:firstLine="0"/>
+              <w:jc w:val="both"/>
+            </w:pPr>
             <w:r>
               <w:rPr>
-                <w:sz w:val="18"/>
+                <w:rFonts w:ascii="Times New Roman" w:hAnsi="Times New Roman" w:eastAsia="Times New Roman" w:cs="Times New Roman"/>
+                <w:b w:val="0"/>
+                <w:sz w:val="22"/>
               </w:rPr>
             </w:r>
           </w:p>
@@ -1202,9 +1833,16 @@
             <w:tcW w:type="dxa" w:w="1440"/>
           </w:tcPr>
           <w:p>
+            <w:pPr>
+              <w:spacing w:line="360" w:lineRule="auto" w:before="0" w:after="0"/>
+              <w:ind w:firstLine="0"/>
+              <w:jc w:val="both"/>
+            </w:pPr>
             <w:r>
               <w:rPr>
-                <w:sz w:val="18"/>
+                <w:rFonts w:ascii="Times New Roman" w:hAnsi="Times New Roman" w:eastAsia="Times New Roman" w:cs="Times New Roman"/>
+                <w:b w:val="0"/>
+                <w:sz w:val="22"/>
               </w:rPr>
               <w:t>S3</w:t>
             </w:r>
@@ -1215,9 +1853,16 @@
             <w:tcW w:type="dxa" w:w="1440"/>
           </w:tcPr>
           <w:p>
+            <w:pPr>
+              <w:spacing w:line="360" w:lineRule="auto" w:before="0" w:after="0"/>
+              <w:ind w:firstLine="0"/>
+              <w:jc w:val="both"/>
+            </w:pPr>
             <w:r>
               <w:rPr>
-                <w:sz w:val="18"/>
+                <w:rFonts w:ascii="Times New Roman" w:hAnsi="Times New Roman" w:eastAsia="Times New Roman" w:cs="Times New Roman"/>
+                <w:b w:val="0"/>
+                <w:sz w:val="22"/>
               </w:rPr>
             </w:r>
           </w:p>
@@ -1227,9 +1872,16 @@
             <w:tcW w:type="dxa" w:w="1440"/>
           </w:tcPr>
           <w:p>
+            <w:pPr>
+              <w:spacing w:line="360" w:lineRule="auto" w:before="0" w:after="0"/>
+              <w:ind w:firstLine="0"/>
+              <w:jc w:val="both"/>
+            </w:pPr>
             <w:r>
               <w:rPr>
-                <w:sz w:val="18"/>
+                <w:rFonts w:ascii="Times New Roman" w:hAnsi="Times New Roman" w:eastAsia="Times New Roman" w:cs="Times New Roman"/>
+                <w:b w:val="0"/>
+                <w:sz w:val="22"/>
               </w:rPr>
             </w:r>
           </w:p>
@@ -1239,9 +1891,16 @@
             <w:tcW w:type="dxa" w:w="1440"/>
           </w:tcPr>
           <w:p>
+            <w:pPr>
+              <w:spacing w:line="360" w:lineRule="auto" w:before="0" w:after="0"/>
+              <w:ind w:firstLine="0"/>
+              <w:jc w:val="both"/>
+            </w:pPr>
             <w:r>
               <w:rPr>
-                <w:sz w:val="18"/>
+                <w:rFonts w:ascii="Times New Roman" w:hAnsi="Times New Roman" w:eastAsia="Times New Roman" w:cs="Times New Roman"/>
+                <w:b w:val="0"/>
+                <w:sz w:val="22"/>
               </w:rPr>
             </w:r>
           </w:p>
@@ -1251,9 +1910,16 @@
             <w:tcW w:type="dxa" w:w="1440"/>
           </w:tcPr>
           <w:p>
+            <w:pPr>
+              <w:spacing w:line="360" w:lineRule="auto" w:before="0" w:after="0"/>
+              <w:ind w:firstLine="0"/>
+              <w:jc w:val="both"/>
+            </w:pPr>
             <w:r>
               <w:rPr>
-                <w:sz w:val="18"/>
+                <w:rFonts w:ascii="Times New Roman" w:hAnsi="Times New Roman" w:eastAsia="Times New Roman" w:cs="Times New Roman"/>
+                <w:b w:val="0"/>
+                <w:sz w:val="22"/>
               </w:rPr>
             </w:r>
           </w:p>
@@ -1263,9 +1929,16 @@
             <w:tcW w:type="dxa" w:w="1440"/>
           </w:tcPr>
           <w:p>
+            <w:pPr>
+              <w:spacing w:line="360" w:lineRule="auto" w:before="0" w:after="0"/>
+              <w:ind w:firstLine="0"/>
+              <w:jc w:val="both"/>
+            </w:pPr>
             <w:r>
               <w:rPr>
-                <w:sz w:val="18"/>
+                <w:rFonts w:ascii="Times New Roman" w:hAnsi="Times New Roman" w:eastAsia="Times New Roman" w:cs="Times New Roman"/>
+                <w:b w:val="0"/>
+                <w:sz w:val="22"/>
               </w:rPr>
             </w:r>
           </w:p>
@@ -1277,9 +1950,16 @@
             <w:tcW w:type="dxa" w:w="1440"/>
           </w:tcPr>
           <w:p>
+            <w:pPr>
+              <w:spacing w:line="360" w:lineRule="auto" w:before="0" w:after="0"/>
+              <w:ind w:firstLine="0"/>
+              <w:jc w:val="both"/>
+            </w:pPr>
             <w:r>
               <w:rPr>
-                <w:sz w:val="18"/>
+                <w:rFonts w:ascii="Times New Roman" w:hAnsi="Times New Roman" w:eastAsia="Times New Roman" w:cs="Times New Roman"/>
+                <w:b w:val="0"/>
+                <w:sz w:val="22"/>
               </w:rPr>
               <w:t>S4</w:t>
             </w:r>
@@ -1290,9 +1970,16 @@
             <w:tcW w:type="dxa" w:w="1440"/>
           </w:tcPr>
           <w:p>
+            <w:pPr>
+              <w:spacing w:line="360" w:lineRule="auto" w:before="0" w:after="0"/>
+              <w:ind w:firstLine="0"/>
+              <w:jc w:val="both"/>
+            </w:pPr>
             <w:r>
               <w:rPr>
-                <w:sz w:val="18"/>
+                <w:rFonts w:ascii="Times New Roman" w:hAnsi="Times New Roman" w:eastAsia="Times New Roman" w:cs="Times New Roman"/>
+                <w:b w:val="0"/>
+                <w:sz w:val="22"/>
               </w:rPr>
             </w:r>
           </w:p>
@@ -1302,9 +1989,16 @@
             <w:tcW w:type="dxa" w:w="1440"/>
           </w:tcPr>
           <w:p>
+            <w:pPr>
+              <w:spacing w:line="360" w:lineRule="auto" w:before="0" w:after="0"/>
+              <w:ind w:firstLine="0"/>
+              <w:jc w:val="both"/>
+            </w:pPr>
             <w:r>
               <w:rPr>
-                <w:sz w:val="18"/>
+                <w:rFonts w:ascii="Times New Roman" w:hAnsi="Times New Roman" w:eastAsia="Times New Roman" w:cs="Times New Roman"/>
+                <w:b w:val="0"/>
+                <w:sz w:val="22"/>
               </w:rPr>
             </w:r>
           </w:p>
@@ -1314,9 +2008,16 @@
             <w:tcW w:type="dxa" w:w="1440"/>
           </w:tcPr>
           <w:p>
+            <w:pPr>
+              <w:spacing w:line="360" w:lineRule="auto" w:before="0" w:after="0"/>
+              <w:ind w:firstLine="0"/>
+              <w:jc w:val="both"/>
+            </w:pPr>
             <w:r>
               <w:rPr>
-                <w:sz w:val="18"/>
+                <w:rFonts w:ascii="Times New Roman" w:hAnsi="Times New Roman" w:eastAsia="Times New Roman" w:cs="Times New Roman"/>
+                <w:b w:val="0"/>
+                <w:sz w:val="22"/>
               </w:rPr>
             </w:r>
           </w:p>
@@ -1326,9 +2027,16 @@
             <w:tcW w:type="dxa" w:w="1440"/>
           </w:tcPr>
           <w:p>
+            <w:pPr>
+              <w:spacing w:line="360" w:lineRule="auto" w:before="0" w:after="0"/>
+              <w:ind w:firstLine="0"/>
+              <w:jc w:val="both"/>
+            </w:pPr>
             <w:r>
               <w:rPr>
-                <w:sz w:val="18"/>
+                <w:rFonts w:ascii="Times New Roman" w:hAnsi="Times New Roman" w:eastAsia="Times New Roman" w:cs="Times New Roman"/>
+                <w:b w:val="0"/>
+                <w:sz w:val="22"/>
               </w:rPr>
             </w:r>
           </w:p>
@@ -1338,9 +2046,16 @@
             <w:tcW w:type="dxa" w:w="1440"/>
           </w:tcPr>
           <w:p>
+            <w:pPr>
+              <w:spacing w:line="360" w:lineRule="auto" w:before="0" w:after="0"/>
+              <w:ind w:firstLine="0"/>
+              <w:jc w:val="both"/>
+            </w:pPr>
             <w:r>
               <w:rPr>
-                <w:sz w:val="18"/>
+                <w:rFonts w:ascii="Times New Roman" w:hAnsi="Times New Roman" w:eastAsia="Times New Roman" w:cs="Times New Roman"/>
+                <w:b w:val="0"/>
+                <w:sz w:val="22"/>
               </w:rPr>
             </w:r>
           </w:p>
@@ -1349,21 +2064,36 @@
     </w:tbl>
     <w:p/>
     <w:p>
+      <w:pPr>
+        <w:pStyle w:val="Heading2"/>
+        <w:keepNext/>
+        <w:keepLines/>
+        <w:spacing w:line="240" w:lineRule="auto" w:before="40" w:after="0"/>
+        <w:ind w:left="0" w:firstLine="0"/>
+        <w:jc w:val="left"/>
+      </w:pPr>
       <w:r>
         <w:rPr>
+          <w:rFonts w:ascii="Times New Roman" w:hAnsi="Times New Roman" w:eastAsia="Times New Roman" w:cs="Times New Roman"/>
           <w:b/>
           <w:i w:val="0"/>
-          <w:sz w:val="24"/>
+          <w:sz w:val="28"/>
         </w:rPr>
         <w:t>3. Матрица RACI</w:t>
       </w:r>
     </w:p>
     <w:p>
+      <w:pPr>
+        <w:spacing w:line="360" w:lineRule="auto" w:before="0" w:after="0"/>
+        <w:ind w:firstLine="709"/>
+        <w:jc w:val="both"/>
+      </w:pPr>
       <w:r>
         <w:rPr>
+          <w:rFonts w:ascii="Times New Roman" w:hAnsi="Times New Roman" w:eastAsia="Times New Roman" w:cs="Times New Roman"/>
           <w:b w:val="0"/>
           <w:i w:val="0"/>
-          <w:sz w:val="24"/>
+          <w:sz w:val="28"/>
         </w:rPr>
         <w:t>R отвечает за работу, A утверждает результат, C консультирует, I получает информацию. На одну строку допустим один A.</w:t>
       </w:r>
@@ -1372,6 +2102,7 @@
       <w:tblPr>
         <w:tblStyle w:val="TableGrid"/>
         <w:tblW w:type="auto" w:w="0"/>
+        <w:tblLayout w:type="autofit"/>
         <w:tblLook w:firstColumn="1" w:firstRow="1" w:lastColumn="0" w:lastRow="0" w:noHBand="0" w:noVBand="1" w:val="04A0"/>
       </w:tblPr>
       <w:tblGrid>
@@ -1387,10 +2118,16 @@
             <w:tcW w:type="dxa" w:w="1728"/>
           </w:tcPr>
           <w:p>
+            <w:pPr>
+              <w:spacing w:line="360" w:lineRule="auto" w:before="0" w:after="0"/>
+              <w:ind w:firstLine="0"/>
+              <w:jc w:val="center"/>
+            </w:pPr>
             <w:r>
               <w:rPr>
+                <w:rFonts w:ascii="Times New Roman" w:hAnsi="Times New Roman" w:eastAsia="Times New Roman" w:cs="Times New Roman"/>
                 <w:b/>
-                <w:sz w:val="18"/>
+                <w:sz w:val="22"/>
               </w:rPr>
               <w:t>Работа</w:t>
             </w:r>
@@ -1401,10 +2138,16 @@
             <w:tcW w:type="dxa" w:w="1728"/>
           </w:tcPr>
           <w:p>
+            <w:pPr>
+              <w:spacing w:line="360" w:lineRule="auto" w:before="0" w:after="0"/>
+              <w:ind w:firstLine="0"/>
+              <w:jc w:val="center"/>
+            </w:pPr>
             <w:r>
               <w:rPr>
+                <w:rFonts w:ascii="Times New Roman" w:hAnsi="Times New Roman" w:eastAsia="Times New Roman" w:cs="Times New Roman"/>
                 <w:b/>
-                <w:sz w:val="18"/>
+                <w:sz w:val="22"/>
               </w:rPr>
               <w:t>Руководитель</w:t>
             </w:r>
@@ -1415,10 +2158,16 @@
             <w:tcW w:type="dxa" w:w="1728"/>
           </w:tcPr>
           <w:p>
+            <w:pPr>
+              <w:spacing w:line="360" w:lineRule="auto" w:before="0" w:after="0"/>
+              <w:ind w:firstLine="0"/>
+              <w:jc w:val="center"/>
+            </w:pPr>
             <w:r>
               <w:rPr>
+                <w:rFonts w:ascii="Times New Roman" w:hAnsi="Times New Roman" w:eastAsia="Times New Roman" w:cs="Times New Roman"/>
                 <w:b/>
-                <w:sz w:val="18"/>
+                <w:sz w:val="22"/>
               </w:rPr>
               <w:t>Заказчик</w:t>
             </w:r>
@@ -1429,10 +2178,16 @@
             <w:tcW w:type="dxa" w:w="1728"/>
           </w:tcPr>
           <w:p>
+            <w:pPr>
+              <w:spacing w:line="360" w:lineRule="auto" w:before="0" w:after="0"/>
+              <w:ind w:firstLine="0"/>
+              <w:jc w:val="center"/>
+            </w:pPr>
             <w:r>
               <w:rPr>
+                <w:rFonts w:ascii="Times New Roman" w:hAnsi="Times New Roman" w:eastAsia="Times New Roman" w:cs="Times New Roman"/>
                 <w:b/>
-                <w:sz w:val="18"/>
+                <w:sz w:val="22"/>
               </w:rPr>
               <w:t>Разработчик</w:t>
             </w:r>
@@ -1443,10 +2198,16 @@
             <w:tcW w:type="dxa" w:w="1728"/>
           </w:tcPr>
           <w:p>
+            <w:pPr>
+              <w:spacing w:line="360" w:lineRule="auto" w:before="0" w:after="0"/>
+              <w:ind w:firstLine="0"/>
+              <w:jc w:val="center"/>
+            </w:pPr>
             <w:r>
               <w:rPr>
+                <w:rFonts w:ascii="Times New Roman" w:hAnsi="Times New Roman" w:eastAsia="Times New Roman" w:cs="Times New Roman"/>
                 <w:b/>
-                <w:sz w:val="18"/>
+                <w:sz w:val="22"/>
               </w:rPr>
               <w:t>Поддержка</w:t>
             </w:r>
@@ -1459,9 +2220,16 @@
             <w:tcW w:type="dxa" w:w="1728"/>
           </w:tcPr>
           <w:p>
+            <w:pPr>
+              <w:spacing w:line="360" w:lineRule="auto" w:before="0" w:after="0"/>
+              <w:ind w:firstLine="0"/>
+              <w:jc w:val="both"/>
+            </w:pPr>
             <w:r>
               <w:rPr>
-                <w:sz w:val="18"/>
+                <w:rFonts w:ascii="Times New Roman" w:hAnsi="Times New Roman" w:eastAsia="Times New Roman" w:cs="Times New Roman"/>
+                <w:b w:val="0"/>
+                <w:sz w:val="22"/>
               </w:rPr>
               <w:t>Сбор требований</w:t>
             </w:r>
@@ -1472,9 +2240,16 @@
             <w:tcW w:type="dxa" w:w="1728"/>
           </w:tcPr>
           <w:p>
+            <w:pPr>
+              <w:spacing w:line="360" w:lineRule="auto" w:before="0" w:after="0"/>
+              <w:ind w:firstLine="0"/>
+              <w:jc w:val="both"/>
+            </w:pPr>
             <w:r>
               <w:rPr>
-                <w:sz w:val="18"/>
+                <w:rFonts w:ascii="Times New Roman" w:hAnsi="Times New Roman" w:eastAsia="Times New Roman" w:cs="Times New Roman"/>
+                <w:b w:val="0"/>
+                <w:sz w:val="22"/>
               </w:rPr>
             </w:r>
           </w:p>
@@ -1484,9 +2259,16 @@
             <w:tcW w:type="dxa" w:w="1728"/>
           </w:tcPr>
           <w:p>
+            <w:pPr>
+              <w:spacing w:line="360" w:lineRule="auto" w:before="0" w:after="0"/>
+              <w:ind w:firstLine="0"/>
+              <w:jc w:val="both"/>
+            </w:pPr>
             <w:r>
               <w:rPr>
-                <w:sz w:val="18"/>
+                <w:rFonts w:ascii="Times New Roman" w:hAnsi="Times New Roman" w:eastAsia="Times New Roman" w:cs="Times New Roman"/>
+                <w:b w:val="0"/>
+                <w:sz w:val="22"/>
               </w:rPr>
             </w:r>
           </w:p>
@@ -1496,9 +2278,16 @@
             <w:tcW w:type="dxa" w:w="1728"/>
           </w:tcPr>
           <w:p>
+            <w:pPr>
+              <w:spacing w:line="360" w:lineRule="auto" w:before="0" w:after="0"/>
+              <w:ind w:firstLine="0"/>
+              <w:jc w:val="both"/>
+            </w:pPr>
             <w:r>
               <w:rPr>
-                <w:sz w:val="18"/>
+                <w:rFonts w:ascii="Times New Roman" w:hAnsi="Times New Roman" w:eastAsia="Times New Roman" w:cs="Times New Roman"/>
+                <w:b w:val="0"/>
+                <w:sz w:val="22"/>
               </w:rPr>
             </w:r>
           </w:p>
@@ -1508,9 +2297,16 @@
             <w:tcW w:type="dxa" w:w="1728"/>
           </w:tcPr>
           <w:p>
+            <w:pPr>
+              <w:spacing w:line="360" w:lineRule="auto" w:before="0" w:after="0"/>
+              <w:ind w:firstLine="0"/>
+              <w:jc w:val="both"/>
+            </w:pPr>
             <w:r>
               <w:rPr>
-                <w:sz w:val="18"/>
+                <w:rFonts w:ascii="Times New Roman" w:hAnsi="Times New Roman" w:eastAsia="Times New Roman" w:cs="Times New Roman"/>
+                <w:b w:val="0"/>
+                <w:sz w:val="22"/>
               </w:rPr>
             </w:r>
           </w:p>
@@ -1522,9 +2318,16 @@
             <w:tcW w:type="dxa" w:w="1728"/>
           </w:tcPr>
           <w:p>
+            <w:pPr>
+              <w:spacing w:line="360" w:lineRule="auto" w:before="0" w:after="0"/>
+              <w:ind w:firstLine="0"/>
+              <w:jc w:val="both"/>
+            </w:pPr>
             <w:r>
               <w:rPr>
-                <w:sz w:val="18"/>
+                <w:rFonts w:ascii="Times New Roman" w:hAnsi="Times New Roman" w:eastAsia="Times New Roman" w:cs="Times New Roman"/>
+                <w:b w:val="0"/>
+                <w:sz w:val="22"/>
               </w:rPr>
               <w:t>Прототип</w:t>
             </w:r>
@@ -1535,9 +2338,16 @@
             <w:tcW w:type="dxa" w:w="1728"/>
           </w:tcPr>
           <w:p>
+            <w:pPr>
+              <w:spacing w:line="360" w:lineRule="auto" w:before="0" w:after="0"/>
+              <w:ind w:firstLine="0"/>
+              <w:jc w:val="both"/>
+            </w:pPr>
             <w:r>
               <w:rPr>
-                <w:sz w:val="18"/>
+                <w:rFonts w:ascii="Times New Roman" w:hAnsi="Times New Roman" w:eastAsia="Times New Roman" w:cs="Times New Roman"/>
+                <w:b w:val="0"/>
+                <w:sz w:val="22"/>
               </w:rPr>
             </w:r>
           </w:p>
@@ -1547,9 +2357,16 @@
             <w:tcW w:type="dxa" w:w="1728"/>
           </w:tcPr>
           <w:p>
+            <w:pPr>
+              <w:spacing w:line="360" w:lineRule="auto" w:before="0" w:after="0"/>
+              <w:ind w:firstLine="0"/>
+              <w:jc w:val="both"/>
+            </w:pPr>
             <w:r>
               <w:rPr>
-                <w:sz w:val="18"/>
+                <w:rFonts w:ascii="Times New Roman" w:hAnsi="Times New Roman" w:eastAsia="Times New Roman" w:cs="Times New Roman"/>
+                <w:b w:val="0"/>
+                <w:sz w:val="22"/>
               </w:rPr>
             </w:r>
           </w:p>
@@ -1559,9 +2376,16 @@
             <w:tcW w:type="dxa" w:w="1728"/>
           </w:tcPr>
           <w:p>
+            <w:pPr>
+              <w:spacing w:line="360" w:lineRule="auto" w:before="0" w:after="0"/>
+              <w:ind w:firstLine="0"/>
+              <w:jc w:val="both"/>
+            </w:pPr>
             <w:r>
               <w:rPr>
-                <w:sz w:val="18"/>
+                <w:rFonts w:ascii="Times New Roman" w:hAnsi="Times New Roman" w:eastAsia="Times New Roman" w:cs="Times New Roman"/>
+                <w:b w:val="0"/>
+                <w:sz w:val="22"/>
               </w:rPr>
             </w:r>
           </w:p>
@@ -1571,9 +2395,16 @@
             <w:tcW w:type="dxa" w:w="1728"/>
           </w:tcPr>
           <w:p>
+            <w:pPr>
+              <w:spacing w:line="360" w:lineRule="auto" w:before="0" w:after="0"/>
+              <w:ind w:firstLine="0"/>
+              <w:jc w:val="both"/>
+            </w:pPr>
             <w:r>
               <w:rPr>
-                <w:sz w:val="18"/>
+                <w:rFonts w:ascii="Times New Roman" w:hAnsi="Times New Roman" w:eastAsia="Times New Roman" w:cs="Times New Roman"/>
+                <w:b w:val="0"/>
+                <w:sz w:val="22"/>
               </w:rPr>
             </w:r>
           </w:p>
@@ -1585,9 +2416,16 @@
             <w:tcW w:type="dxa" w:w="1728"/>
           </w:tcPr>
           <w:p>
+            <w:pPr>
+              <w:spacing w:line="360" w:lineRule="auto" w:before="0" w:after="0"/>
+              <w:ind w:firstLine="0"/>
+              <w:jc w:val="both"/>
+            </w:pPr>
             <w:r>
               <w:rPr>
-                <w:sz w:val="18"/>
+                <w:rFonts w:ascii="Times New Roman" w:hAnsi="Times New Roman" w:eastAsia="Times New Roman" w:cs="Times New Roman"/>
+                <w:b w:val="0"/>
+                <w:sz w:val="22"/>
               </w:rPr>
               <w:t>Тестирование</w:t>
             </w:r>
@@ -1598,9 +2436,16 @@
             <w:tcW w:type="dxa" w:w="1728"/>
           </w:tcPr>
           <w:p>
+            <w:pPr>
+              <w:spacing w:line="360" w:lineRule="auto" w:before="0" w:after="0"/>
+              <w:ind w:firstLine="0"/>
+              <w:jc w:val="both"/>
+            </w:pPr>
             <w:r>
               <w:rPr>
-                <w:sz w:val="18"/>
+                <w:rFonts w:ascii="Times New Roman" w:hAnsi="Times New Roman" w:eastAsia="Times New Roman" w:cs="Times New Roman"/>
+                <w:b w:val="0"/>
+                <w:sz w:val="22"/>
               </w:rPr>
             </w:r>
           </w:p>
@@ -1610,9 +2455,16 @@
             <w:tcW w:type="dxa" w:w="1728"/>
           </w:tcPr>
           <w:p>
+            <w:pPr>
+              <w:spacing w:line="360" w:lineRule="auto" w:before="0" w:after="0"/>
+              <w:ind w:firstLine="0"/>
+              <w:jc w:val="both"/>
+            </w:pPr>
             <w:r>
               <w:rPr>
-                <w:sz w:val="18"/>
+                <w:rFonts w:ascii="Times New Roman" w:hAnsi="Times New Roman" w:eastAsia="Times New Roman" w:cs="Times New Roman"/>
+                <w:b w:val="0"/>
+                <w:sz w:val="22"/>
               </w:rPr>
             </w:r>
           </w:p>
@@ -1622,9 +2474,16 @@
             <w:tcW w:type="dxa" w:w="1728"/>
           </w:tcPr>
           <w:p>
+            <w:pPr>
+              <w:spacing w:line="360" w:lineRule="auto" w:before="0" w:after="0"/>
+              <w:ind w:firstLine="0"/>
+              <w:jc w:val="both"/>
+            </w:pPr>
             <w:r>
               <w:rPr>
-                <w:sz w:val="18"/>
+                <w:rFonts w:ascii="Times New Roman" w:hAnsi="Times New Roman" w:eastAsia="Times New Roman" w:cs="Times New Roman"/>
+                <w:b w:val="0"/>
+                <w:sz w:val="22"/>
               </w:rPr>
             </w:r>
           </w:p>
@@ -1634,9 +2493,16 @@
             <w:tcW w:type="dxa" w:w="1728"/>
           </w:tcPr>
           <w:p>
+            <w:pPr>
+              <w:spacing w:line="360" w:lineRule="auto" w:before="0" w:after="0"/>
+              <w:ind w:firstLine="0"/>
+              <w:jc w:val="both"/>
+            </w:pPr>
             <w:r>
               <w:rPr>
-                <w:sz w:val="18"/>
+                <w:rFonts w:ascii="Times New Roman" w:hAnsi="Times New Roman" w:eastAsia="Times New Roman" w:cs="Times New Roman"/>
+                <w:b w:val="0"/>
+                <w:sz w:val="22"/>
               </w:rPr>
             </w:r>
           </w:p>
@@ -1648,9 +2514,16 @@
             <w:tcW w:type="dxa" w:w="1728"/>
           </w:tcPr>
           <w:p>
+            <w:pPr>
+              <w:spacing w:line="360" w:lineRule="auto" w:before="0" w:after="0"/>
+              <w:ind w:firstLine="0"/>
+              <w:jc w:val="both"/>
+            </w:pPr>
             <w:r>
               <w:rPr>
-                <w:sz w:val="18"/>
+                <w:rFonts w:ascii="Times New Roman" w:hAnsi="Times New Roman" w:eastAsia="Times New Roman" w:cs="Times New Roman"/>
+                <w:b w:val="0"/>
+                <w:sz w:val="22"/>
               </w:rPr>
               <w:t>Приёмка</w:t>
             </w:r>
@@ -1661,9 +2534,16 @@
             <w:tcW w:type="dxa" w:w="1728"/>
           </w:tcPr>
           <w:p>
+            <w:pPr>
+              <w:spacing w:line="360" w:lineRule="auto" w:before="0" w:after="0"/>
+              <w:ind w:firstLine="0"/>
+              <w:jc w:val="both"/>
+            </w:pPr>
             <w:r>
               <w:rPr>
-                <w:sz w:val="18"/>
+                <w:rFonts w:ascii="Times New Roman" w:hAnsi="Times New Roman" w:eastAsia="Times New Roman" w:cs="Times New Roman"/>
+                <w:b w:val="0"/>
+                <w:sz w:val="22"/>
               </w:rPr>
             </w:r>
           </w:p>
@@ -1673,9 +2553,16 @@
             <w:tcW w:type="dxa" w:w="1728"/>
           </w:tcPr>
           <w:p>
+            <w:pPr>
+              <w:spacing w:line="360" w:lineRule="auto" w:before="0" w:after="0"/>
+              <w:ind w:firstLine="0"/>
+              <w:jc w:val="both"/>
+            </w:pPr>
             <w:r>
               <w:rPr>
-                <w:sz w:val="18"/>
+                <w:rFonts w:ascii="Times New Roman" w:hAnsi="Times New Roman" w:eastAsia="Times New Roman" w:cs="Times New Roman"/>
+                <w:b w:val="0"/>
+                <w:sz w:val="22"/>
               </w:rPr>
             </w:r>
           </w:p>
@@ -1685,9 +2572,16 @@
             <w:tcW w:type="dxa" w:w="1728"/>
           </w:tcPr>
           <w:p>
+            <w:pPr>
+              <w:spacing w:line="360" w:lineRule="auto" w:before="0" w:after="0"/>
+              <w:ind w:firstLine="0"/>
+              <w:jc w:val="both"/>
+            </w:pPr>
             <w:r>
               <w:rPr>
-                <w:sz w:val="18"/>
+                <w:rFonts w:ascii="Times New Roman" w:hAnsi="Times New Roman" w:eastAsia="Times New Roman" w:cs="Times New Roman"/>
+                <w:b w:val="0"/>
+                <w:sz w:val="22"/>
               </w:rPr>
             </w:r>
           </w:p>
@@ -1697,9 +2591,16 @@
             <w:tcW w:type="dxa" w:w="1728"/>
           </w:tcPr>
           <w:p>
+            <w:pPr>
+              <w:spacing w:line="360" w:lineRule="auto" w:before="0" w:after="0"/>
+              <w:ind w:firstLine="0"/>
+              <w:jc w:val="both"/>
+            </w:pPr>
             <w:r>
               <w:rPr>
-                <w:sz w:val="18"/>
+                <w:rFonts w:ascii="Times New Roman" w:hAnsi="Times New Roman" w:eastAsia="Times New Roman" w:cs="Times New Roman"/>
+                <w:b w:val="0"/>
+                <w:sz w:val="22"/>
               </w:rPr>
             </w:r>
           </w:p>
@@ -1708,112 +2609,187 @@
     </w:tbl>
     <w:p/>
     <w:p>
+      <w:pPr>
+        <w:pStyle w:val="Heading2"/>
+        <w:keepNext/>
+        <w:keepLines/>
+        <w:spacing w:line="240" w:lineRule="auto" w:before="40" w:after="0"/>
+        <w:ind w:left="0" w:firstLine="0"/>
+        <w:jc w:val="left"/>
+      </w:pPr>
       <w:r>
         <w:rPr>
+          <w:rFonts w:ascii="Times New Roman" w:hAnsi="Times New Roman" w:eastAsia="Times New Roman" w:cs="Times New Roman"/>
           <w:b/>
           <w:i w:val="0"/>
-          <w:sz w:val="24"/>
+          <w:sz w:val="28"/>
         </w:rPr>
         <w:t>4. Конфликт интересов</w:t>
       </w:r>
     </w:p>
     <w:p>
+      <w:pPr>
+        <w:spacing w:line="360" w:lineRule="auto" w:before="0" w:after="0"/>
+        <w:ind w:firstLine="709"/>
+        <w:jc w:val="both"/>
+      </w:pPr>
       <w:r>
         <w:rPr>
+          <w:rFonts w:ascii="Times New Roman" w:hAnsi="Times New Roman" w:eastAsia="Times New Roman" w:cs="Times New Roman"/>
           <w:b w:val="0"/>
           <w:i w:val="0"/>
-          <w:sz w:val="24"/>
+          <w:sz w:val="28"/>
         </w:rPr>
         <w:t>Опишите один конфликт между сторонами и способ его разбора:</w:t>
       </w:r>
     </w:p>
     <w:p>
+      <w:pPr>
+        <w:spacing w:line="360" w:lineRule="auto" w:before="0" w:after="0"/>
+        <w:ind w:firstLine="709"/>
+        <w:jc w:val="both"/>
+      </w:pPr>
       <w:r>
         <w:rPr>
+          <w:rFonts w:ascii="Times New Roman" w:hAnsi="Times New Roman" w:eastAsia="Times New Roman" w:cs="Times New Roman"/>
           <w:b w:val="0"/>
           <w:i w:val="0"/>
-          <w:sz w:val="24"/>
+          <w:sz w:val="28"/>
         </w:rPr>
         <w:t>________________________________________________________________________</w:t>
       </w:r>
     </w:p>
     <w:p>
+      <w:pPr>
+        <w:spacing w:line="360" w:lineRule="auto" w:before="0" w:after="0"/>
+        <w:ind w:firstLine="709"/>
+        <w:jc w:val="both"/>
+      </w:pPr>
       <w:r>
         <w:rPr>
+          <w:rFonts w:ascii="Times New Roman" w:hAnsi="Times New Roman" w:eastAsia="Times New Roman" w:cs="Times New Roman"/>
           <w:b w:val="0"/>
           <w:i w:val="0"/>
-          <w:sz w:val="24"/>
+          <w:sz w:val="28"/>
         </w:rPr>
         <w:t>________________________________________________________________________</w:t>
       </w:r>
     </w:p>
     <w:p>
+      <w:pPr>
+        <w:pStyle w:val="Heading1"/>
+        <w:keepNext/>
+        <w:keepLines/>
+        <w:spacing w:line="240" w:lineRule="auto" w:before="240" w:after="0"/>
+        <w:ind w:left="0" w:firstLine="0"/>
+        <w:jc w:val="both"/>
+      </w:pPr>
       <w:r>
         <w:rPr>
-          <w:b/>
+          <w:rFonts w:ascii="Times New Roman" w:hAnsi="Times New Roman" w:eastAsia="Times New Roman" w:cs="Times New Roman"/>
+          <w:b w:val="0"/>
           <w:i w:val="0"/>
-          <w:sz w:val="24"/>
+          <w:sz w:val="28"/>
         </w:rPr>
         <w:t>Контрольные вопросы</w:t>
       </w:r>
     </w:p>
     <w:p>
+      <w:pPr>
+        <w:spacing w:line="360" w:lineRule="auto" w:before="0" w:after="0"/>
+        <w:ind w:firstLine="709"/>
+        <w:jc w:val="both"/>
+      </w:pPr>
       <w:r>
         <w:rPr>
+          <w:rFonts w:ascii="Times New Roman" w:hAnsi="Times New Roman" w:eastAsia="Times New Roman" w:cs="Times New Roman"/>
           <w:b w:val="0"/>
           <w:i w:val="0"/>
-          <w:sz w:val="24"/>
+          <w:sz w:val="28"/>
         </w:rPr>
         <w:t>1. Чем власть стороны отличается от её интереса?</w:t>
       </w:r>
     </w:p>
     <w:p>
+      <w:pPr>
+        <w:spacing w:line="360" w:lineRule="auto" w:before="0" w:after="0"/>
+        <w:ind w:firstLine="709"/>
+        <w:jc w:val="both"/>
+      </w:pPr>
       <w:r>
         <w:rPr>
+          <w:rFonts w:ascii="Times New Roman" w:hAnsi="Times New Roman" w:eastAsia="Times New Roman" w:cs="Times New Roman"/>
           <w:b w:val="0"/>
           <w:i w:val="0"/>
-          <w:sz w:val="24"/>
+          <w:sz w:val="28"/>
         </w:rPr>
         <w:t>2. Почему сторона из квадранта «наблюдать» всё равно получает сообщения?</w:t>
       </w:r>
     </w:p>
     <w:p>
+      <w:pPr>
+        <w:spacing w:line="360" w:lineRule="auto" w:before="0" w:after="0"/>
+        <w:ind w:firstLine="709"/>
+        <w:jc w:val="both"/>
+      </w:pPr>
       <w:r>
         <w:rPr>
+          <w:rFonts w:ascii="Times New Roman" w:hAnsi="Times New Roman" w:eastAsia="Times New Roman" w:cs="Times New Roman"/>
           <w:b w:val="0"/>
           <w:i w:val="0"/>
-          <w:sz w:val="24"/>
+          <w:sz w:val="28"/>
         </w:rPr>
         <w:t>3. Что означает две буквы A в одной строке RACI?</w:t>
       </w:r>
     </w:p>
     <w:p>
+      <w:pPr>
+        <w:spacing w:line="360" w:lineRule="auto" w:before="0" w:after="0"/>
+        <w:ind w:firstLine="709"/>
+        <w:jc w:val="both"/>
+      </w:pPr>
       <w:r>
         <w:rPr>
+          <w:rFonts w:ascii="Times New Roman" w:hAnsi="Times New Roman" w:eastAsia="Times New Roman" w:cs="Times New Roman"/>
           <w:b w:val="0"/>
           <w:i w:val="0"/>
-          <w:sz w:val="24"/>
+          <w:sz w:val="28"/>
         </w:rPr>
         <w:t>4. Как проверить, что реестр не забыл пользователей системы?</w:t>
       </w:r>
     </w:p>
     <w:p>
+      <w:pPr>
+        <w:spacing w:line="360" w:lineRule="auto" w:before="0" w:after="0"/>
+        <w:ind w:firstLine="709"/>
+        <w:jc w:val="both"/>
+      </w:pPr>
       <w:r>
         <w:rPr>
+          <w:rFonts w:ascii="Times New Roman" w:hAnsi="Times New Roman" w:eastAsia="Times New Roman" w:cs="Times New Roman"/>
           <w:b w:val="0"/>
           <w:i w:val="0"/>
-          <w:sz w:val="24"/>
+          <w:sz w:val="28"/>
         </w:rPr>
         <w:t>5. Какой конфликт интересов самый дорогой для проекта и почему?</w:t>
       </w:r>
     </w:p>
     <w:p/>
     <w:p>
+      <w:pPr>
+        <w:pStyle w:val="Heading1"/>
+        <w:keepNext/>
+        <w:keepLines/>
+        <w:spacing w:line="240" w:lineRule="auto" w:before="240" w:after="0"/>
+        <w:ind w:left="0" w:firstLine="0"/>
+        <w:jc w:val="both"/>
+      </w:pPr>
       <w:r>
         <w:rPr>
-          <w:b/>
+          <w:rFonts w:ascii="Times New Roman" w:hAnsi="Times New Roman" w:eastAsia="Times New Roman" w:cs="Times New Roman"/>
+          <w:b w:val="0"/>
           <w:i w:val="0"/>
-          <w:sz w:val="24"/>
+          <w:sz w:val="28"/>
         </w:rPr>
         <w:t>Критерии оценки</w:t>
       </w:r>
@@ -1822,6 +2798,7 @@
       <w:tblPr>
         <w:tblStyle w:val="TableGrid"/>
         <w:tblW w:type="auto" w:w="0"/>
+        <w:tblLayout w:type="autofit"/>
         <w:tblLook w:firstColumn="1" w:firstRow="1" w:lastColumn="0" w:lastRow="0" w:noHBand="0" w:noVBand="1" w:val="04A0"/>
       </w:tblPr>
       <w:tblGrid>
@@ -1834,10 +2811,16 @@
             <w:tcW w:type="dxa" w:w="4320"/>
           </w:tcPr>
           <w:p>
+            <w:pPr>
+              <w:spacing w:line="360" w:lineRule="auto" w:before="0" w:after="0"/>
+              <w:ind w:firstLine="0"/>
+              <w:jc w:val="center"/>
+            </w:pPr>
             <w:r>
               <w:rPr>
+                <w:rFonts w:ascii="Times New Roman" w:hAnsi="Times New Roman" w:eastAsia="Times New Roman" w:cs="Times New Roman"/>
                 <w:b/>
-                <w:sz w:val="18"/>
+                <w:sz w:val="22"/>
               </w:rPr>
               <w:t>Балл</w:t>
             </w:r>
@@ -1848,10 +2831,16 @@
             <w:tcW w:type="dxa" w:w="4320"/>
           </w:tcPr>
           <w:p>
+            <w:pPr>
+              <w:spacing w:line="360" w:lineRule="auto" w:before="0" w:after="0"/>
+              <w:ind w:firstLine="0"/>
+              <w:jc w:val="center"/>
+            </w:pPr>
             <w:r>
               <w:rPr>
+                <w:rFonts w:ascii="Times New Roman" w:hAnsi="Times New Roman" w:eastAsia="Times New Roman" w:cs="Times New Roman"/>
                 <w:b/>
-                <w:sz w:val="18"/>
+                <w:sz w:val="22"/>
               </w:rPr>
               <w:t>Что должно быть сделано</w:t>
             </w:r>
@@ -1864,9 +2853,16 @@
             <w:tcW w:type="dxa" w:w="4320"/>
           </w:tcPr>
           <w:p>
+            <w:pPr>
+              <w:spacing w:line="360" w:lineRule="auto" w:before="0" w:after="0"/>
+              <w:ind w:firstLine="0"/>
+              <w:jc w:val="both"/>
+            </w:pPr>
             <w:r>
               <w:rPr>
-                <w:sz w:val="18"/>
+                <w:rFonts w:ascii="Times New Roman" w:hAnsi="Times New Roman" w:eastAsia="Times New Roman" w:cs="Times New Roman"/>
+                <w:b w:val="0"/>
+                <w:sz w:val="22"/>
               </w:rPr>
               <w:t>5</w:t>
             </w:r>
@@ -1877,9 +2873,16 @@
             <w:tcW w:type="dxa" w:w="4320"/>
           </w:tcPr>
           <w:p>
+            <w:pPr>
+              <w:spacing w:line="360" w:lineRule="auto" w:before="0" w:after="0"/>
+              <w:ind w:firstLine="0"/>
+              <w:jc w:val="both"/>
+            </w:pPr>
             <w:r>
               <w:rPr>
-                <w:sz w:val="18"/>
+                <w:rFonts w:ascii="Times New Roman" w:hAnsi="Times New Roman" w:eastAsia="Times New Roman" w:cs="Times New Roman"/>
+                <w:b w:val="0"/>
+                <w:sz w:val="22"/>
               </w:rPr>
               <w:t>Не менее восьми сторон, квадранты обоснованы, у каждой стратегия и канал, RACI без двух A в строке, конфликт разобран по интересам.</w:t>
             </w:r>
@@ -1892,9 +2895,16 @@
             <w:tcW w:type="dxa" w:w="4320"/>
           </w:tcPr>
           <w:p>
+            <w:pPr>
+              <w:spacing w:line="360" w:lineRule="auto" w:before="0" w:after="0"/>
+              <w:ind w:firstLine="0"/>
+              <w:jc w:val="both"/>
+            </w:pPr>
             <w:r>
               <w:rPr>
-                <w:sz w:val="18"/>
+                <w:rFonts w:ascii="Times New Roman" w:hAnsi="Times New Roman" w:eastAsia="Times New Roman" w:cs="Times New Roman"/>
+                <w:b w:val="0"/>
+                <w:sz w:val="22"/>
               </w:rPr>
               <w:t>4</w:t>
             </w:r>
@@ -1905,9 +2915,16 @@
             <w:tcW w:type="dxa" w:w="4320"/>
           </w:tcPr>
           <w:p>
+            <w:pPr>
+              <w:spacing w:line="360" w:lineRule="auto" w:before="0" w:after="0"/>
+              <w:ind w:firstLine="0"/>
+              <w:jc w:val="both"/>
+            </w:pPr>
             <w:r>
               <w:rPr>
-                <w:sz w:val="18"/>
+                <w:rFonts w:ascii="Times New Roman" w:hAnsi="Times New Roman" w:eastAsia="Times New Roman" w:cs="Times New Roman"/>
+                <w:b w:val="0"/>
+                <w:sz w:val="22"/>
               </w:rPr>
               <w:t>Реестр полный, есть неточность в квадранте или канале, RACI корректен.</w:t>
             </w:r>
@@ -1920,9 +2937,16 @@
             <w:tcW w:type="dxa" w:w="4320"/>
           </w:tcPr>
           <w:p>
+            <w:pPr>
+              <w:spacing w:line="360" w:lineRule="auto" w:before="0" w:after="0"/>
+              <w:ind w:firstLine="0"/>
+              <w:jc w:val="both"/>
+            </w:pPr>
             <w:r>
               <w:rPr>
-                <w:sz w:val="18"/>
+                <w:rFonts w:ascii="Times New Roman" w:hAnsi="Times New Roman" w:eastAsia="Times New Roman" w:cs="Times New Roman"/>
+                <w:b w:val="0"/>
+                <w:sz w:val="22"/>
               </w:rPr>
               <w:t>3</w:t>
             </w:r>
@@ -1933,9 +2957,16 @@
             <w:tcW w:type="dxa" w:w="4320"/>
           </w:tcPr>
           <w:p>
+            <w:pPr>
+              <w:spacing w:line="360" w:lineRule="auto" w:before="0" w:after="0"/>
+              <w:ind w:firstLine="0"/>
+              <w:jc w:val="both"/>
+            </w:pPr>
             <w:r>
               <w:rPr>
-                <w:sz w:val="18"/>
+                <w:rFonts w:ascii="Times New Roman" w:hAnsi="Times New Roman" w:eastAsia="Times New Roman" w:cs="Times New Roman"/>
+                <w:b w:val="0"/>
+                <w:sz w:val="22"/>
               </w:rPr>
               <w:t>Стороны перечислены, стратегии общие, конфликт описан без разбора интересов.</w:t>
             </w:r>
@@ -1945,48 +2976,75 @@
     </w:tbl>
     <w:p/>
     <w:p>
+      <w:pPr>
+        <w:pStyle w:val="Heading1"/>
+        <w:keepNext/>
+        <w:keepLines/>
+        <w:spacing w:line="240" w:lineRule="auto" w:before="240" w:after="0"/>
+        <w:ind w:left="0" w:firstLine="0"/>
+        <w:jc w:val="both"/>
+      </w:pPr>
       <w:r>
         <w:rPr>
-          <w:b/>
+          <w:rFonts w:ascii="Times New Roman" w:hAnsi="Times New Roman" w:eastAsia="Times New Roman" w:cs="Times New Roman"/>
+          <w:b w:val="0"/>
           <w:i w:val="0"/>
-          <w:sz w:val="24"/>
+          <w:sz w:val="28"/>
         </w:rPr>
         <w:t>Вывод</w:t>
       </w:r>
     </w:p>
     <w:p>
+      <w:pPr>
+        <w:spacing w:line="360" w:lineRule="auto" w:before="0" w:after="0"/>
+        <w:ind w:firstLine="709"/>
+        <w:jc w:val="both"/>
+      </w:pPr>
       <w:r>
         <w:rPr>
+          <w:rFonts w:ascii="Times New Roman" w:hAnsi="Times New Roman" w:eastAsia="Times New Roman" w:cs="Times New Roman"/>
           <w:b w:val="0"/>
           <w:i w:val="0"/>
-          <w:sz w:val="24"/>
+          <w:sz w:val="28"/>
         </w:rPr>
         <w:t>________________________________________________________________________</w:t>
       </w:r>
     </w:p>
     <w:p>
+      <w:pPr>
+        <w:spacing w:line="360" w:lineRule="auto" w:before="0" w:after="0"/>
+        <w:ind w:firstLine="709"/>
+        <w:jc w:val="both"/>
+      </w:pPr>
       <w:r>
         <w:rPr>
+          <w:rFonts w:ascii="Times New Roman" w:hAnsi="Times New Roman" w:eastAsia="Times New Roman" w:cs="Times New Roman"/>
           <w:b w:val="0"/>
           <w:i w:val="0"/>
-          <w:sz w:val="24"/>
+          <w:sz w:val="28"/>
         </w:rPr>
         <w:t>________________________________________________________________________</w:t>
       </w:r>
     </w:p>
     <w:p>
+      <w:pPr>
+        <w:spacing w:line="360" w:lineRule="auto" w:before="0" w:after="0"/>
+        <w:ind w:firstLine="709"/>
+        <w:jc w:val="both"/>
+      </w:pPr>
       <w:r>
         <w:rPr>
+          <w:rFonts w:ascii="Times New Roman" w:hAnsi="Times New Roman" w:eastAsia="Times New Roman" w:cs="Times New Roman"/>
           <w:b w:val="0"/>
           <w:i w:val="0"/>
-          <w:sz w:val="24"/>
+          <w:sz w:val="28"/>
         </w:rPr>
         <w:t>________________________________________________________________________</w:t>
       </w:r>
     </w:p>
     <w:sectPr>
-      <w:pgSz w:w="12240" w:h="15840"/>
-      <w:pgMar w:top="1440" w:right="1800" w:bottom="1440" w:left="1800" w:header="720" w:footer="720" w:gutter="0"/>
+      <w:pgSz w:w="11906" w:h="16838"/>
+      <w:pgMar w:top="1134" w:right="850" w:bottom="1134" w:left="1701" w:header="720" w:footer="720" w:gutter="0"/>
       <w:cols w:space="720"/>
       <w:docGrid w:linePitch="360"/>
     </w:sectPr>
@@ -2357,9 +3415,14 @@
     <w:name w:val="Normal"/>
     <w:qFormat/>
     <w:rsid w:val="00FC693F"/>
+    <w:pPr>
+      <w:spacing w:line="360" w:lineRule="auto" w:before="0" w:after="0"/>
+      <w:ind w:firstLine="709"/>
+      <w:jc w:val="both"/>
+    </w:pPr>
     <w:rPr>
-      <w:rFonts w:ascii="Times New Roman" w:hAnsi="Times New Roman"/>
-      <w:sz w:val="24"/>
+      <w:rFonts w:ascii="Times New Roman" w:hAnsi="Times New Roman" w:eastAsia="Times New Roman" w:cs="Times New Roman"/>
+      <w:sz w:val="28"/>
     </w:rPr>
   </w:style>
   <w:style w:type="paragraph" w:styleId="Header">
@@ -2417,12 +3480,14 @@
     <w:pPr>
       <w:keepNext/>
       <w:keepLines/>
-      <w:spacing w:before="480" w:after="0"/>
+      <w:spacing w:before="240" w:after="0" w:line="240" w:lineRule="auto"/>
+      <w:ind w:left="0" w:firstLine="0"/>
+      <w:jc w:val="both"/>
       <w:outlineLvl w:val="0"/>
     </w:pPr>
     <w:rPr>
-      <w:rFonts w:asciiTheme="majorHAnsi" w:eastAsiaTheme="majorEastAsia" w:hAnsiTheme="majorHAnsi" w:cstheme="majorBidi"/>
-      <w:b/>
+      <w:rFonts w:asciiTheme="majorHAnsi" w:eastAsiaTheme="majorEastAsia" w:hAnsiTheme="majorHAnsi" w:cstheme="majorBidi" w:ascii="Times New Roman" w:hAnsi="Times New Roman" w:eastAsia="Times New Roman" w:cs="Times New Roman"/>
+      <w:b w:val="0"/>
       <w:bCs/>
       <w:color w:val="365F91" w:themeColor="accent1" w:themeShade="BF"/>
       <w:sz w:val="28"/>
@@ -2441,15 +3506,17 @@
     <w:pPr>
       <w:keepNext/>
       <w:keepLines/>
-      <w:spacing w:before="200" w:after="0"/>
+      <w:spacing w:before="40" w:after="0" w:line="240" w:lineRule="auto"/>
+      <w:ind w:left="0" w:firstLine="0"/>
+      <w:jc w:val="left"/>
       <w:outlineLvl w:val="1"/>
     </w:pPr>
     <w:rPr>
-      <w:rFonts w:asciiTheme="majorHAnsi" w:eastAsiaTheme="majorEastAsia" w:hAnsiTheme="majorHAnsi" w:cstheme="majorBidi"/>
+      <w:rFonts w:asciiTheme="majorHAnsi" w:eastAsiaTheme="majorEastAsia" w:hAnsiTheme="majorHAnsi" w:cstheme="majorBidi" w:ascii="Times New Roman" w:hAnsi="Times New Roman" w:eastAsia="Times New Roman" w:cs="Times New Roman"/>
       <w:b/>
       <w:bCs/>
       <w:color w:val="4F81BD" w:themeColor="accent1"/>
-      <w:sz w:val="26"/>
+      <w:sz w:val="28"/>
       <w:szCs w:val="26"/>
     </w:rPr>
   </w:style>
@@ -2779,9 +3846,14 @@
     <w:qFormat/>
     <w:rsid w:val="00FC693F"/>
     <w:pPr>
-      <w:ind w:left="720"/>
+      <w:spacing w:line="360" w:lineRule="auto" w:before="0" w:after="0"/>
+      <w:ind w:left="709" w:firstLine="0"/>
       <w:contextualSpacing/>
     </w:pPr>
+    <w:rPr>
+      <w:rFonts w:ascii="Times New Roman" w:hAnsi="Times New Roman" w:eastAsia="Times New Roman" w:cs="Times New Roman"/>
+      <w:sz w:val="28"/>
+    </w:rPr>
   </w:style>
   <w:style w:type="paragraph" w:styleId="BodyText">
     <w:name w:val="Body Text"/>

--- a/courses/3/project-management/reports/PM_practice-02_report-template.docx
+++ b/courses/3/project-management/reports/PM_practice-02_report-template.docx
@@ -13,6 +13,7 @@
           <w:rFonts w:ascii="Times New Roman" w:hAnsi="Times New Roman" w:eastAsia="Times New Roman" w:cs="Times New Roman"/>
           <w:b/>
           <w:i w:val="0"/>
+          <w:color w:val="000000"/>
           <w:sz w:val="28"/>
         </w:rPr>
         <w:t>Управление проектами (МДК.03.02)</w:t>
@@ -29,6 +30,7 @@
           <w:rFonts w:ascii="Times New Roman" w:hAnsi="Times New Roman" w:eastAsia="Times New Roman" w:cs="Times New Roman"/>
           <w:b/>
           <w:i w:val="0"/>
+          <w:color w:val="000000"/>
           <w:sz w:val="28"/>
         </w:rPr>
         <w:t>Практическая работа 2</w:t>
@@ -45,6 +47,7 @@
           <w:rFonts w:ascii="Times New Roman" w:hAnsi="Times New Roman" w:eastAsia="Times New Roman" w:cs="Times New Roman"/>
           <w:b w:val="0"/>
           <w:i w:val="0"/>
+          <w:color w:val="000000"/>
           <w:sz w:val="28"/>
         </w:rPr>
         <w:t>Стейкхолдеры</w:t>
@@ -62,6 +65,7 @@
           <w:rFonts w:ascii="Times New Roman" w:hAnsi="Times New Roman" w:eastAsia="Times New Roman" w:cs="Times New Roman"/>
           <w:b w:val="0"/>
           <w:i w:val="0"/>
+          <w:color w:val="000000"/>
           <w:sz w:val="28"/>
         </w:rPr>
         <w:t>ФИО студента: ______________________________________</w:t>
@@ -78,6 +82,7 @@
           <w:rFonts w:ascii="Times New Roman" w:hAnsi="Times New Roman" w:eastAsia="Times New Roman" w:cs="Times New Roman"/>
           <w:b w:val="0"/>
           <w:i w:val="0"/>
+          <w:color w:val="000000"/>
           <w:sz w:val="28"/>
         </w:rPr>
         <w:t>Группа: ______________________  Дата: _______________</w:t>
@@ -94,6 +99,7 @@
           <w:rFonts w:ascii="Times New Roman" w:hAnsi="Times New Roman" w:eastAsia="Times New Roman" w:cs="Times New Roman"/>
           <w:b w:val="0"/>
           <w:i w:val="0"/>
+          <w:color w:val="000000"/>
           <w:sz w:val="28"/>
         </w:rPr>
         <w:t>Проект: ____________________________________________</w:t>
@@ -105,6 +111,7 @@
         <w:pStyle w:val="Heading1"/>
         <w:keepNext/>
         <w:keepLines/>
+        <w:pageBreakBefore/>
         <w:spacing w:line="240" w:lineRule="auto" w:before="240" w:after="0"/>
         <w:ind w:left="0" w:firstLine="0"/>
         <w:jc w:val="both"/>
@@ -114,6 +121,7 @@
           <w:rFonts w:ascii="Times New Roman" w:hAnsi="Times New Roman" w:eastAsia="Times New Roman" w:cs="Times New Roman"/>
           <w:b w:val="0"/>
           <w:i w:val="0"/>
+          <w:color w:val="000000"/>
           <w:sz w:val="28"/>
         </w:rPr>
         <w:t>Цель работы</w:t>
@@ -130,6 +138,7 @@
           <w:rFonts w:ascii="Times New Roman" w:hAnsi="Times New Roman" w:eastAsia="Times New Roman" w:cs="Times New Roman"/>
           <w:b w:val="0"/>
           <w:i w:val="0"/>
+          <w:color w:val="000000"/>
           <w:sz w:val="28"/>
         </w:rPr>
         <w:t>Собрать и проверить проектный документ так, чтобы его мог понять новый участник команды и комиссия. Все решения должны опираться на числа и проверяемые факты.</w:t>
@@ -149,6 +158,7 @@
         <w:rPr>
           <w:rFonts w:ascii="Times New Roman" w:hAnsi="Times New Roman" w:eastAsia="Times New Roman" w:cs="Times New Roman"/>
           <w:b w:val="0"/>
+          <w:color w:val="000000"/>
           <w:sz w:val="28"/>
         </w:rPr>
         <w:t>Ход работы</w:t>
@@ -168,6 +178,7 @@
           <w:rFonts w:ascii="Times New Roman" w:hAnsi="Times New Roman" w:eastAsia="Times New Roman" w:cs="Times New Roman"/>
           <w:b/>
           <w:i w:val="0"/>
+          <w:color w:val="000000"/>
           <w:sz w:val="28"/>
         </w:rPr>
         <w:t>1. Реестр заинтересованных сторон</w:t>
@@ -184,6 +195,7 @@
           <w:rFonts w:ascii="Times New Roman" w:hAnsi="Times New Roman" w:eastAsia="Times New Roman" w:cs="Times New Roman"/>
           <w:b w:val="0"/>
           <w:i w:val="0"/>
+          <w:color w:val="000000"/>
           <w:sz w:val="28"/>
         </w:rPr>
         <w:t>Заполните таблицу по каждой стороне. Власть и интерес оценивайте по шкале от 1 до 5.</w:t>
@@ -220,6 +232,7 @@
               <w:rPr>
                 <w:rFonts w:ascii="Times New Roman" w:hAnsi="Times New Roman" w:eastAsia="Times New Roman" w:cs="Times New Roman"/>
                 <w:b/>
+                <w:color w:val="000000"/>
                 <w:sz w:val="22"/>
               </w:rPr>
               <w:t>ID</w:t>
@@ -240,6 +253,7 @@
               <w:rPr>
                 <w:rFonts w:ascii="Times New Roman" w:hAnsi="Times New Roman" w:eastAsia="Times New Roman" w:cs="Times New Roman"/>
                 <w:b/>
+                <w:color w:val="000000"/>
                 <w:sz w:val="22"/>
               </w:rPr>
               <w:t>Сторона</w:t>
@@ -260,6 +274,7 @@
               <w:rPr>
                 <w:rFonts w:ascii="Times New Roman" w:hAnsi="Times New Roman" w:eastAsia="Times New Roman" w:cs="Times New Roman"/>
                 <w:b/>
+                <w:color w:val="000000"/>
                 <w:sz w:val="22"/>
               </w:rPr>
               <w:t>Роль в проекте</w:t>
@@ -280,6 +295,7 @@
               <w:rPr>
                 <w:rFonts w:ascii="Times New Roman" w:hAnsi="Times New Roman" w:eastAsia="Times New Roman" w:cs="Times New Roman"/>
                 <w:b/>
+                <w:color w:val="000000"/>
                 <w:sz w:val="22"/>
               </w:rPr>
               <w:t>Интерес</w:t>
@@ -300,6 +316,7 @@
               <w:rPr>
                 <w:rFonts w:ascii="Times New Roman" w:hAnsi="Times New Roman" w:eastAsia="Times New Roman" w:cs="Times New Roman"/>
                 <w:b/>
+                <w:color w:val="000000"/>
                 <w:sz w:val="22"/>
               </w:rPr>
               <w:t>Власть</w:t>
@@ -320,6 +337,7 @@
               <w:rPr>
                 <w:rFonts w:ascii="Times New Roman" w:hAnsi="Times New Roman" w:eastAsia="Times New Roman" w:cs="Times New Roman"/>
                 <w:b/>
+                <w:color w:val="000000"/>
                 <w:sz w:val="22"/>
               </w:rPr>
               <w:t>Интерес</w:t>
@@ -340,6 +358,7 @@
               <w:rPr>
                 <w:rFonts w:ascii="Times New Roman" w:hAnsi="Times New Roman" w:eastAsia="Times New Roman" w:cs="Times New Roman"/>
                 <w:b/>
+                <w:color w:val="000000"/>
                 <w:sz w:val="22"/>
               </w:rPr>
               <w:t>Квадрант</w:t>
@@ -362,6 +381,7 @@
               <w:rPr>
                 <w:rFonts w:ascii="Times New Roman" w:hAnsi="Times New Roman" w:eastAsia="Times New Roman" w:cs="Times New Roman"/>
                 <w:b w:val="0"/>
+                <w:color w:val="000000"/>
                 <w:sz w:val="22"/>
               </w:rPr>
               <w:t>S1</w:t>
@@ -382,6 +402,7 @@
               <w:rPr>
                 <w:rFonts w:ascii="Times New Roman" w:hAnsi="Times New Roman" w:eastAsia="Times New Roman" w:cs="Times New Roman"/>
                 <w:b w:val="0"/>
+                <w:color w:val="000000"/>
                 <w:sz w:val="22"/>
               </w:rPr>
             </w:r>
@@ -401,6 +422,7 @@
               <w:rPr>
                 <w:rFonts w:ascii="Times New Roman" w:hAnsi="Times New Roman" w:eastAsia="Times New Roman" w:cs="Times New Roman"/>
                 <w:b w:val="0"/>
+                <w:color w:val="000000"/>
                 <w:sz w:val="22"/>
               </w:rPr>
             </w:r>
@@ -420,6 +442,7 @@
               <w:rPr>
                 <w:rFonts w:ascii="Times New Roman" w:hAnsi="Times New Roman" w:eastAsia="Times New Roman" w:cs="Times New Roman"/>
                 <w:b w:val="0"/>
+                <w:color w:val="000000"/>
                 <w:sz w:val="22"/>
               </w:rPr>
             </w:r>
@@ -439,6 +462,7 @@
               <w:rPr>
                 <w:rFonts w:ascii="Times New Roman" w:hAnsi="Times New Roman" w:eastAsia="Times New Roman" w:cs="Times New Roman"/>
                 <w:b w:val="0"/>
+                <w:color w:val="000000"/>
                 <w:sz w:val="22"/>
               </w:rPr>
             </w:r>
@@ -458,6 +482,7 @@
               <w:rPr>
                 <w:rFonts w:ascii="Times New Roman" w:hAnsi="Times New Roman" w:eastAsia="Times New Roman" w:cs="Times New Roman"/>
                 <w:b w:val="0"/>
+                <w:color w:val="000000"/>
                 <w:sz w:val="22"/>
               </w:rPr>
             </w:r>
@@ -477,6 +502,7 @@
               <w:rPr>
                 <w:rFonts w:ascii="Times New Roman" w:hAnsi="Times New Roman" w:eastAsia="Times New Roman" w:cs="Times New Roman"/>
                 <w:b w:val="0"/>
+                <w:color w:val="000000"/>
                 <w:sz w:val="22"/>
               </w:rPr>
             </w:r>
@@ -498,6 +524,7 @@
               <w:rPr>
                 <w:rFonts w:ascii="Times New Roman" w:hAnsi="Times New Roman" w:eastAsia="Times New Roman" w:cs="Times New Roman"/>
                 <w:b w:val="0"/>
+                <w:color w:val="000000"/>
                 <w:sz w:val="22"/>
               </w:rPr>
               <w:t>S2</w:t>
@@ -518,6 +545,7 @@
               <w:rPr>
                 <w:rFonts w:ascii="Times New Roman" w:hAnsi="Times New Roman" w:eastAsia="Times New Roman" w:cs="Times New Roman"/>
                 <w:b w:val="0"/>
+                <w:color w:val="000000"/>
                 <w:sz w:val="22"/>
               </w:rPr>
             </w:r>
@@ -537,6 +565,7 @@
               <w:rPr>
                 <w:rFonts w:ascii="Times New Roman" w:hAnsi="Times New Roman" w:eastAsia="Times New Roman" w:cs="Times New Roman"/>
                 <w:b w:val="0"/>
+                <w:color w:val="000000"/>
                 <w:sz w:val="22"/>
               </w:rPr>
             </w:r>
@@ -556,6 +585,7 @@
               <w:rPr>
                 <w:rFonts w:ascii="Times New Roman" w:hAnsi="Times New Roman" w:eastAsia="Times New Roman" w:cs="Times New Roman"/>
                 <w:b w:val="0"/>
+                <w:color w:val="000000"/>
                 <w:sz w:val="22"/>
               </w:rPr>
             </w:r>
@@ -575,6 +605,7 @@
               <w:rPr>
                 <w:rFonts w:ascii="Times New Roman" w:hAnsi="Times New Roman" w:eastAsia="Times New Roman" w:cs="Times New Roman"/>
                 <w:b w:val="0"/>
+                <w:color w:val="000000"/>
                 <w:sz w:val="22"/>
               </w:rPr>
             </w:r>
@@ -594,6 +625,7 @@
               <w:rPr>
                 <w:rFonts w:ascii="Times New Roman" w:hAnsi="Times New Roman" w:eastAsia="Times New Roman" w:cs="Times New Roman"/>
                 <w:b w:val="0"/>
+                <w:color w:val="000000"/>
                 <w:sz w:val="22"/>
               </w:rPr>
             </w:r>
@@ -613,6 +645,7 @@
               <w:rPr>
                 <w:rFonts w:ascii="Times New Roman" w:hAnsi="Times New Roman" w:eastAsia="Times New Roman" w:cs="Times New Roman"/>
                 <w:b w:val="0"/>
+                <w:color w:val="000000"/>
                 <w:sz w:val="22"/>
               </w:rPr>
             </w:r>
@@ -634,6 +667,7 @@
               <w:rPr>
                 <w:rFonts w:ascii="Times New Roman" w:hAnsi="Times New Roman" w:eastAsia="Times New Roman" w:cs="Times New Roman"/>
                 <w:b w:val="0"/>
+                <w:color w:val="000000"/>
                 <w:sz w:val="22"/>
               </w:rPr>
               <w:t>S3</w:t>
@@ -654,6 +688,7 @@
               <w:rPr>
                 <w:rFonts w:ascii="Times New Roman" w:hAnsi="Times New Roman" w:eastAsia="Times New Roman" w:cs="Times New Roman"/>
                 <w:b w:val="0"/>
+                <w:color w:val="000000"/>
                 <w:sz w:val="22"/>
               </w:rPr>
             </w:r>
@@ -673,6 +708,7 @@
               <w:rPr>
                 <w:rFonts w:ascii="Times New Roman" w:hAnsi="Times New Roman" w:eastAsia="Times New Roman" w:cs="Times New Roman"/>
                 <w:b w:val="0"/>
+                <w:color w:val="000000"/>
                 <w:sz w:val="22"/>
               </w:rPr>
             </w:r>
@@ -692,6 +728,7 @@
               <w:rPr>
                 <w:rFonts w:ascii="Times New Roman" w:hAnsi="Times New Roman" w:eastAsia="Times New Roman" w:cs="Times New Roman"/>
                 <w:b w:val="0"/>
+                <w:color w:val="000000"/>
                 <w:sz w:val="22"/>
               </w:rPr>
             </w:r>
@@ -711,6 +748,7 @@
               <w:rPr>
                 <w:rFonts w:ascii="Times New Roman" w:hAnsi="Times New Roman" w:eastAsia="Times New Roman" w:cs="Times New Roman"/>
                 <w:b w:val="0"/>
+                <w:color w:val="000000"/>
                 <w:sz w:val="22"/>
               </w:rPr>
             </w:r>
@@ -730,6 +768,7 @@
               <w:rPr>
                 <w:rFonts w:ascii="Times New Roman" w:hAnsi="Times New Roman" w:eastAsia="Times New Roman" w:cs="Times New Roman"/>
                 <w:b w:val="0"/>
+                <w:color w:val="000000"/>
                 <w:sz w:val="22"/>
               </w:rPr>
             </w:r>
@@ -749,6 +788,7 @@
               <w:rPr>
                 <w:rFonts w:ascii="Times New Roman" w:hAnsi="Times New Roman" w:eastAsia="Times New Roman" w:cs="Times New Roman"/>
                 <w:b w:val="0"/>
+                <w:color w:val="000000"/>
                 <w:sz w:val="22"/>
               </w:rPr>
             </w:r>
@@ -770,6 +810,7 @@
               <w:rPr>
                 <w:rFonts w:ascii="Times New Roman" w:hAnsi="Times New Roman" w:eastAsia="Times New Roman" w:cs="Times New Roman"/>
                 <w:b w:val="0"/>
+                <w:color w:val="000000"/>
                 <w:sz w:val="22"/>
               </w:rPr>
               <w:t>S4</w:t>
@@ -790,6 +831,7 @@
               <w:rPr>
                 <w:rFonts w:ascii="Times New Roman" w:hAnsi="Times New Roman" w:eastAsia="Times New Roman" w:cs="Times New Roman"/>
                 <w:b w:val="0"/>
+                <w:color w:val="000000"/>
                 <w:sz w:val="22"/>
               </w:rPr>
             </w:r>
@@ -809,6 +851,7 @@
               <w:rPr>
                 <w:rFonts w:ascii="Times New Roman" w:hAnsi="Times New Roman" w:eastAsia="Times New Roman" w:cs="Times New Roman"/>
                 <w:b w:val="0"/>
+                <w:color w:val="000000"/>
                 <w:sz w:val="22"/>
               </w:rPr>
             </w:r>
@@ -828,6 +871,7 @@
               <w:rPr>
                 <w:rFonts w:ascii="Times New Roman" w:hAnsi="Times New Roman" w:eastAsia="Times New Roman" w:cs="Times New Roman"/>
                 <w:b w:val="0"/>
+                <w:color w:val="000000"/>
                 <w:sz w:val="22"/>
               </w:rPr>
             </w:r>
@@ -847,6 +891,7 @@
               <w:rPr>
                 <w:rFonts w:ascii="Times New Roman" w:hAnsi="Times New Roman" w:eastAsia="Times New Roman" w:cs="Times New Roman"/>
                 <w:b w:val="0"/>
+                <w:color w:val="000000"/>
                 <w:sz w:val="22"/>
               </w:rPr>
             </w:r>
@@ -866,6 +911,7 @@
               <w:rPr>
                 <w:rFonts w:ascii="Times New Roman" w:hAnsi="Times New Roman" w:eastAsia="Times New Roman" w:cs="Times New Roman"/>
                 <w:b w:val="0"/>
+                <w:color w:val="000000"/>
                 <w:sz w:val="22"/>
               </w:rPr>
             </w:r>
@@ -885,6 +931,7 @@
               <w:rPr>
                 <w:rFonts w:ascii="Times New Roman" w:hAnsi="Times New Roman" w:eastAsia="Times New Roman" w:cs="Times New Roman"/>
                 <w:b w:val="0"/>
+                <w:color w:val="000000"/>
                 <w:sz w:val="22"/>
               </w:rPr>
             </w:r>
@@ -906,6 +953,7 @@
               <w:rPr>
                 <w:rFonts w:ascii="Times New Roman" w:hAnsi="Times New Roman" w:eastAsia="Times New Roman" w:cs="Times New Roman"/>
                 <w:b w:val="0"/>
+                <w:color w:val="000000"/>
                 <w:sz w:val="22"/>
               </w:rPr>
               <w:t>S5</w:t>
@@ -926,6 +974,7 @@
               <w:rPr>
                 <w:rFonts w:ascii="Times New Roman" w:hAnsi="Times New Roman" w:eastAsia="Times New Roman" w:cs="Times New Roman"/>
                 <w:b w:val="0"/>
+                <w:color w:val="000000"/>
                 <w:sz w:val="22"/>
               </w:rPr>
             </w:r>
@@ -945,6 +994,7 @@
               <w:rPr>
                 <w:rFonts w:ascii="Times New Roman" w:hAnsi="Times New Roman" w:eastAsia="Times New Roman" w:cs="Times New Roman"/>
                 <w:b w:val="0"/>
+                <w:color w:val="000000"/>
                 <w:sz w:val="22"/>
               </w:rPr>
             </w:r>
@@ -964,6 +1014,7 @@
               <w:rPr>
                 <w:rFonts w:ascii="Times New Roman" w:hAnsi="Times New Roman" w:eastAsia="Times New Roman" w:cs="Times New Roman"/>
                 <w:b w:val="0"/>
+                <w:color w:val="000000"/>
                 <w:sz w:val="22"/>
               </w:rPr>
             </w:r>
@@ -983,6 +1034,7 @@
               <w:rPr>
                 <w:rFonts w:ascii="Times New Roman" w:hAnsi="Times New Roman" w:eastAsia="Times New Roman" w:cs="Times New Roman"/>
                 <w:b w:val="0"/>
+                <w:color w:val="000000"/>
                 <w:sz w:val="22"/>
               </w:rPr>
             </w:r>
@@ -1002,6 +1054,7 @@
               <w:rPr>
                 <w:rFonts w:ascii="Times New Roman" w:hAnsi="Times New Roman" w:eastAsia="Times New Roman" w:cs="Times New Roman"/>
                 <w:b w:val="0"/>
+                <w:color w:val="000000"/>
                 <w:sz w:val="22"/>
               </w:rPr>
             </w:r>
@@ -1021,6 +1074,7 @@
               <w:rPr>
                 <w:rFonts w:ascii="Times New Roman" w:hAnsi="Times New Roman" w:eastAsia="Times New Roman" w:cs="Times New Roman"/>
                 <w:b w:val="0"/>
+                <w:color w:val="000000"/>
                 <w:sz w:val="22"/>
               </w:rPr>
             </w:r>
@@ -1042,6 +1096,7 @@
               <w:rPr>
                 <w:rFonts w:ascii="Times New Roman" w:hAnsi="Times New Roman" w:eastAsia="Times New Roman" w:cs="Times New Roman"/>
                 <w:b w:val="0"/>
+                <w:color w:val="000000"/>
                 <w:sz w:val="22"/>
               </w:rPr>
               <w:t>S6</w:t>
@@ -1062,6 +1117,7 @@
               <w:rPr>
                 <w:rFonts w:ascii="Times New Roman" w:hAnsi="Times New Roman" w:eastAsia="Times New Roman" w:cs="Times New Roman"/>
                 <w:b w:val="0"/>
+                <w:color w:val="000000"/>
                 <w:sz w:val="22"/>
               </w:rPr>
             </w:r>
@@ -1081,6 +1137,7 @@
               <w:rPr>
                 <w:rFonts w:ascii="Times New Roman" w:hAnsi="Times New Roman" w:eastAsia="Times New Roman" w:cs="Times New Roman"/>
                 <w:b w:val="0"/>
+                <w:color w:val="000000"/>
                 <w:sz w:val="22"/>
               </w:rPr>
             </w:r>
@@ -1100,6 +1157,7 @@
               <w:rPr>
                 <w:rFonts w:ascii="Times New Roman" w:hAnsi="Times New Roman" w:eastAsia="Times New Roman" w:cs="Times New Roman"/>
                 <w:b w:val="0"/>
+                <w:color w:val="000000"/>
                 <w:sz w:val="22"/>
               </w:rPr>
             </w:r>
@@ -1119,6 +1177,7 @@
               <w:rPr>
                 <w:rFonts w:ascii="Times New Roman" w:hAnsi="Times New Roman" w:eastAsia="Times New Roman" w:cs="Times New Roman"/>
                 <w:b w:val="0"/>
+                <w:color w:val="000000"/>
                 <w:sz w:val="22"/>
               </w:rPr>
             </w:r>
@@ -1138,6 +1197,7 @@
               <w:rPr>
                 <w:rFonts w:ascii="Times New Roman" w:hAnsi="Times New Roman" w:eastAsia="Times New Roman" w:cs="Times New Roman"/>
                 <w:b w:val="0"/>
+                <w:color w:val="000000"/>
                 <w:sz w:val="22"/>
               </w:rPr>
             </w:r>
@@ -1157,6 +1217,7 @@
               <w:rPr>
                 <w:rFonts w:ascii="Times New Roman" w:hAnsi="Times New Roman" w:eastAsia="Times New Roman" w:cs="Times New Roman"/>
                 <w:b w:val="0"/>
+                <w:color w:val="000000"/>
                 <w:sz w:val="22"/>
               </w:rPr>
             </w:r>
@@ -1178,6 +1239,7 @@
               <w:rPr>
                 <w:rFonts w:ascii="Times New Roman" w:hAnsi="Times New Roman" w:eastAsia="Times New Roman" w:cs="Times New Roman"/>
                 <w:b w:val="0"/>
+                <w:color w:val="000000"/>
                 <w:sz w:val="22"/>
               </w:rPr>
               <w:t>S7</w:t>
@@ -1198,6 +1260,7 @@
               <w:rPr>
                 <w:rFonts w:ascii="Times New Roman" w:hAnsi="Times New Roman" w:eastAsia="Times New Roman" w:cs="Times New Roman"/>
                 <w:b w:val="0"/>
+                <w:color w:val="000000"/>
                 <w:sz w:val="22"/>
               </w:rPr>
             </w:r>
@@ -1217,6 +1280,7 @@
               <w:rPr>
                 <w:rFonts w:ascii="Times New Roman" w:hAnsi="Times New Roman" w:eastAsia="Times New Roman" w:cs="Times New Roman"/>
                 <w:b w:val="0"/>
+                <w:color w:val="000000"/>
                 <w:sz w:val="22"/>
               </w:rPr>
             </w:r>
@@ -1236,6 +1300,7 @@
               <w:rPr>
                 <w:rFonts w:ascii="Times New Roman" w:hAnsi="Times New Roman" w:eastAsia="Times New Roman" w:cs="Times New Roman"/>
                 <w:b w:val="0"/>
+                <w:color w:val="000000"/>
                 <w:sz w:val="22"/>
               </w:rPr>
             </w:r>
@@ -1255,6 +1320,7 @@
               <w:rPr>
                 <w:rFonts w:ascii="Times New Roman" w:hAnsi="Times New Roman" w:eastAsia="Times New Roman" w:cs="Times New Roman"/>
                 <w:b w:val="0"/>
+                <w:color w:val="000000"/>
                 <w:sz w:val="22"/>
               </w:rPr>
             </w:r>
@@ -1274,6 +1340,7 @@
               <w:rPr>
                 <w:rFonts w:ascii="Times New Roman" w:hAnsi="Times New Roman" w:eastAsia="Times New Roman" w:cs="Times New Roman"/>
                 <w:b w:val="0"/>
+                <w:color w:val="000000"/>
                 <w:sz w:val="22"/>
               </w:rPr>
             </w:r>
@@ -1293,6 +1360,7 @@
               <w:rPr>
                 <w:rFonts w:ascii="Times New Roman" w:hAnsi="Times New Roman" w:eastAsia="Times New Roman" w:cs="Times New Roman"/>
                 <w:b w:val="0"/>
+                <w:color w:val="000000"/>
                 <w:sz w:val="22"/>
               </w:rPr>
             </w:r>
@@ -1314,6 +1382,7 @@
               <w:rPr>
                 <w:rFonts w:ascii="Times New Roman" w:hAnsi="Times New Roman" w:eastAsia="Times New Roman" w:cs="Times New Roman"/>
                 <w:b w:val="0"/>
+                <w:color w:val="000000"/>
                 <w:sz w:val="22"/>
               </w:rPr>
               <w:t>S8</w:t>
@@ -1334,6 +1403,7 @@
               <w:rPr>
                 <w:rFonts w:ascii="Times New Roman" w:hAnsi="Times New Roman" w:eastAsia="Times New Roman" w:cs="Times New Roman"/>
                 <w:b w:val="0"/>
+                <w:color w:val="000000"/>
                 <w:sz w:val="22"/>
               </w:rPr>
             </w:r>
@@ -1353,6 +1423,7 @@
               <w:rPr>
                 <w:rFonts w:ascii="Times New Roman" w:hAnsi="Times New Roman" w:eastAsia="Times New Roman" w:cs="Times New Roman"/>
                 <w:b w:val="0"/>
+                <w:color w:val="000000"/>
                 <w:sz w:val="22"/>
               </w:rPr>
             </w:r>
@@ -1372,6 +1443,7 @@
               <w:rPr>
                 <w:rFonts w:ascii="Times New Roman" w:hAnsi="Times New Roman" w:eastAsia="Times New Roman" w:cs="Times New Roman"/>
                 <w:b w:val="0"/>
+                <w:color w:val="000000"/>
                 <w:sz w:val="22"/>
               </w:rPr>
             </w:r>
@@ -1391,6 +1463,7 @@
               <w:rPr>
                 <w:rFonts w:ascii="Times New Roman" w:hAnsi="Times New Roman" w:eastAsia="Times New Roman" w:cs="Times New Roman"/>
                 <w:b w:val="0"/>
+                <w:color w:val="000000"/>
                 <w:sz w:val="22"/>
               </w:rPr>
             </w:r>
@@ -1410,6 +1483,7 @@
               <w:rPr>
                 <w:rFonts w:ascii="Times New Roman" w:hAnsi="Times New Roman" w:eastAsia="Times New Roman" w:cs="Times New Roman"/>
                 <w:b w:val="0"/>
+                <w:color w:val="000000"/>
                 <w:sz w:val="22"/>
               </w:rPr>
             </w:r>
@@ -1429,6 +1503,7 @@
               <w:rPr>
                 <w:rFonts w:ascii="Times New Roman" w:hAnsi="Times New Roman" w:eastAsia="Times New Roman" w:cs="Times New Roman"/>
                 <w:b w:val="0"/>
+                <w:color w:val="000000"/>
                 <w:sz w:val="22"/>
               </w:rPr>
             </w:r>
@@ -1451,6 +1526,7 @@
           <w:rFonts w:ascii="Times New Roman" w:hAnsi="Times New Roman" w:eastAsia="Times New Roman" w:cs="Times New Roman"/>
           <w:b/>
           <w:i w:val="0"/>
+          <w:color w:val="000000"/>
           <w:sz w:val="28"/>
         </w:rPr>
         <w:t>2. Стратегия вовлечения</w:t>
@@ -1486,6 +1562,7 @@
               <w:rPr>
                 <w:rFonts w:ascii="Times New Roman" w:hAnsi="Times New Roman" w:eastAsia="Times New Roman" w:cs="Times New Roman"/>
                 <w:b/>
+                <w:color w:val="000000"/>
                 <w:sz w:val="22"/>
               </w:rPr>
               <w:t>ID</w:t>
@@ -1506,6 +1583,7 @@
               <w:rPr>
                 <w:rFonts w:ascii="Times New Roman" w:hAnsi="Times New Roman" w:eastAsia="Times New Roman" w:cs="Times New Roman"/>
                 <w:b/>
+                <w:color w:val="000000"/>
                 <w:sz w:val="22"/>
               </w:rPr>
               <w:t>Квадрант</w:t>
@@ -1526,6 +1604,7 @@
               <w:rPr>
                 <w:rFonts w:ascii="Times New Roman" w:hAnsi="Times New Roman" w:eastAsia="Times New Roman" w:cs="Times New Roman"/>
                 <w:b/>
+                <w:color w:val="000000"/>
                 <w:sz w:val="22"/>
               </w:rPr>
               <w:t>Стратегия</w:t>
@@ -1546,6 +1625,7 @@
               <w:rPr>
                 <w:rFonts w:ascii="Times New Roman" w:hAnsi="Times New Roman" w:eastAsia="Times New Roman" w:cs="Times New Roman"/>
                 <w:b/>
+                <w:color w:val="000000"/>
                 <w:sz w:val="22"/>
               </w:rPr>
               <w:t>Канал</w:t>
@@ -1566,6 +1646,7 @@
               <w:rPr>
                 <w:rFonts w:ascii="Times New Roman" w:hAnsi="Times New Roman" w:eastAsia="Times New Roman" w:cs="Times New Roman"/>
                 <w:b/>
+                <w:color w:val="000000"/>
                 <w:sz w:val="22"/>
               </w:rPr>
               <w:t>Частота</w:t>
@@ -1586,6 +1667,7 @@
               <w:rPr>
                 <w:rFonts w:ascii="Times New Roman" w:hAnsi="Times New Roman" w:eastAsia="Times New Roman" w:cs="Times New Roman"/>
                 <w:b/>
+                <w:color w:val="000000"/>
                 <w:sz w:val="22"/>
               </w:rPr>
               <w:t>Ответственный</w:t>
@@ -1608,6 +1690,7 @@
               <w:rPr>
                 <w:rFonts w:ascii="Times New Roman" w:hAnsi="Times New Roman" w:eastAsia="Times New Roman" w:cs="Times New Roman"/>
                 <w:b w:val="0"/>
+                <w:color w:val="000000"/>
                 <w:sz w:val="22"/>
               </w:rPr>
               <w:t>S1</w:t>
@@ -1628,6 +1711,7 @@
               <w:rPr>
                 <w:rFonts w:ascii="Times New Roman" w:hAnsi="Times New Roman" w:eastAsia="Times New Roman" w:cs="Times New Roman"/>
                 <w:b w:val="0"/>
+                <w:color w:val="000000"/>
                 <w:sz w:val="22"/>
               </w:rPr>
             </w:r>
@@ -1647,6 +1731,7 @@
               <w:rPr>
                 <w:rFonts w:ascii="Times New Roman" w:hAnsi="Times New Roman" w:eastAsia="Times New Roman" w:cs="Times New Roman"/>
                 <w:b w:val="0"/>
+                <w:color w:val="000000"/>
                 <w:sz w:val="22"/>
               </w:rPr>
             </w:r>
@@ -1666,6 +1751,7 @@
               <w:rPr>
                 <w:rFonts w:ascii="Times New Roman" w:hAnsi="Times New Roman" w:eastAsia="Times New Roman" w:cs="Times New Roman"/>
                 <w:b w:val="0"/>
+                <w:color w:val="000000"/>
                 <w:sz w:val="22"/>
               </w:rPr>
             </w:r>
@@ -1685,6 +1771,7 @@
               <w:rPr>
                 <w:rFonts w:ascii="Times New Roman" w:hAnsi="Times New Roman" w:eastAsia="Times New Roman" w:cs="Times New Roman"/>
                 <w:b w:val="0"/>
+                <w:color w:val="000000"/>
                 <w:sz w:val="22"/>
               </w:rPr>
             </w:r>
@@ -1704,6 +1791,7 @@
               <w:rPr>
                 <w:rFonts w:ascii="Times New Roman" w:hAnsi="Times New Roman" w:eastAsia="Times New Roman" w:cs="Times New Roman"/>
                 <w:b w:val="0"/>
+                <w:color w:val="000000"/>
                 <w:sz w:val="22"/>
               </w:rPr>
             </w:r>
@@ -1725,6 +1813,7 @@
               <w:rPr>
                 <w:rFonts w:ascii="Times New Roman" w:hAnsi="Times New Roman" w:eastAsia="Times New Roman" w:cs="Times New Roman"/>
                 <w:b w:val="0"/>
+                <w:color w:val="000000"/>
                 <w:sz w:val="22"/>
               </w:rPr>
               <w:t>S2</w:t>
@@ -1745,6 +1834,7 @@
               <w:rPr>
                 <w:rFonts w:ascii="Times New Roman" w:hAnsi="Times New Roman" w:eastAsia="Times New Roman" w:cs="Times New Roman"/>
                 <w:b w:val="0"/>
+                <w:color w:val="000000"/>
                 <w:sz w:val="22"/>
               </w:rPr>
             </w:r>
@@ -1764,6 +1854,7 @@
               <w:rPr>
                 <w:rFonts w:ascii="Times New Roman" w:hAnsi="Times New Roman" w:eastAsia="Times New Roman" w:cs="Times New Roman"/>
                 <w:b w:val="0"/>
+                <w:color w:val="000000"/>
                 <w:sz w:val="22"/>
               </w:rPr>
             </w:r>
@@ -1783,6 +1874,7 @@
               <w:rPr>
                 <w:rFonts w:ascii="Times New Roman" w:hAnsi="Times New Roman" w:eastAsia="Times New Roman" w:cs="Times New Roman"/>
                 <w:b w:val="0"/>
+                <w:color w:val="000000"/>
                 <w:sz w:val="22"/>
               </w:rPr>
             </w:r>
@@ -1802,6 +1894,7 @@
               <w:rPr>
                 <w:rFonts w:ascii="Times New Roman" w:hAnsi="Times New Roman" w:eastAsia="Times New Roman" w:cs="Times New Roman"/>
                 <w:b w:val="0"/>
+                <w:color w:val="000000"/>
                 <w:sz w:val="22"/>
               </w:rPr>
             </w:r>
@@ -1821,6 +1914,7 @@
               <w:rPr>
                 <w:rFonts w:ascii="Times New Roman" w:hAnsi="Times New Roman" w:eastAsia="Times New Roman" w:cs="Times New Roman"/>
                 <w:b w:val="0"/>
+                <w:color w:val="000000"/>
                 <w:sz w:val="22"/>
               </w:rPr>
             </w:r>
@@ -1842,6 +1936,7 @@
               <w:rPr>
                 <w:rFonts w:ascii="Times New Roman" w:hAnsi="Times New Roman" w:eastAsia="Times New Roman" w:cs="Times New Roman"/>
                 <w:b w:val="0"/>
+                <w:color w:val="000000"/>
                 <w:sz w:val="22"/>
               </w:rPr>
               <w:t>S3</w:t>
@@ -1862,6 +1957,7 @@
               <w:rPr>
                 <w:rFonts w:ascii="Times New Roman" w:hAnsi="Times New Roman" w:eastAsia="Times New Roman" w:cs="Times New Roman"/>
                 <w:b w:val="0"/>
+                <w:color w:val="000000"/>
                 <w:sz w:val="22"/>
               </w:rPr>
             </w:r>
@@ -1881,6 +1977,7 @@
               <w:rPr>
                 <w:rFonts w:ascii="Times New Roman" w:hAnsi="Times New Roman" w:eastAsia="Times New Roman" w:cs="Times New Roman"/>
                 <w:b w:val="0"/>
+                <w:color w:val="000000"/>
                 <w:sz w:val="22"/>
               </w:rPr>
             </w:r>
@@ -1900,6 +1997,7 @@
               <w:rPr>
                 <w:rFonts w:ascii="Times New Roman" w:hAnsi="Times New Roman" w:eastAsia="Times New Roman" w:cs="Times New Roman"/>
                 <w:b w:val="0"/>
+                <w:color w:val="000000"/>
                 <w:sz w:val="22"/>
               </w:rPr>
             </w:r>
@@ -1919,6 +2017,7 @@
               <w:rPr>
                 <w:rFonts w:ascii="Times New Roman" w:hAnsi="Times New Roman" w:eastAsia="Times New Roman" w:cs="Times New Roman"/>
                 <w:b w:val="0"/>
+                <w:color w:val="000000"/>
                 <w:sz w:val="22"/>
               </w:rPr>
             </w:r>
@@ -1938,6 +2037,7 @@
               <w:rPr>
                 <w:rFonts w:ascii="Times New Roman" w:hAnsi="Times New Roman" w:eastAsia="Times New Roman" w:cs="Times New Roman"/>
                 <w:b w:val="0"/>
+                <w:color w:val="000000"/>
                 <w:sz w:val="22"/>
               </w:rPr>
             </w:r>
@@ -1959,6 +2059,7 @@
               <w:rPr>
                 <w:rFonts w:ascii="Times New Roman" w:hAnsi="Times New Roman" w:eastAsia="Times New Roman" w:cs="Times New Roman"/>
                 <w:b w:val="0"/>
+                <w:color w:val="000000"/>
                 <w:sz w:val="22"/>
               </w:rPr>
               <w:t>S4</w:t>
@@ -1979,6 +2080,7 @@
               <w:rPr>
                 <w:rFonts w:ascii="Times New Roman" w:hAnsi="Times New Roman" w:eastAsia="Times New Roman" w:cs="Times New Roman"/>
                 <w:b w:val="0"/>
+                <w:color w:val="000000"/>
                 <w:sz w:val="22"/>
               </w:rPr>
             </w:r>
@@ -1998,6 +2100,7 @@
               <w:rPr>
                 <w:rFonts w:ascii="Times New Roman" w:hAnsi="Times New Roman" w:eastAsia="Times New Roman" w:cs="Times New Roman"/>
                 <w:b w:val="0"/>
+                <w:color w:val="000000"/>
                 <w:sz w:val="22"/>
               </w:rPr>
             </w:r>
@@ -2017,6 +2120,7 @@
               <w:rPr>
                 <w:rFonts w:ascii="Times New Roman" w:hAnsi="Times New Roman" w:eastAsia="Times New Roman" w:cs="Times New Roman"/>
                 <w:b w:val="0"/>
+                <w:color w:val="000000"/>
                 <w:sz w:val="22"/>
               </w:rPr>
             </w:r>
@@ -2036,6 +2140,7 @@
               <w:rPr>
                 <w:rFonts w:ascii="Times New Roman" w:hAnsi="Times New Roman" w:eastAsia="Times New Roman" w:cs="Times New Roman"/>
                 <w:b w:val="0"/>
+                <w:color w:val="000000"/>
                 <w:sz w:val="22"/>
               </w:rPr>
             </w:r>
@@ -2055,6 +2160,7 @@
               <w:rPr>
                 <w:rFonts w:ascii="Times New Roman" w:hAnsi="Times New Roman" w:eastAsia="Times New Roman" w:cs="Times New Roman"/>
                 <w:b w:val="0"/>
+                <w:color w:val="000000"/>
                 <w:sz w:val="22"/>
               </w:rPr>
             </w:r>
@@ -2077,6 +2183,7 @@
           <w:rFonts w:ascii="Times New Roman" w:hAnsi="Times New Roman" w:eastAsia="Times New Roman" w:cs="Times New Roman"/>
           <w:b/>
           <w:i w:val="0"/>
+          <w:color w:val="000000"/>
           <w:sz w:val="28"/>
         </w:rPr>
         <w:t>3. Матрица RACI</w:t>
@@ -2093,6 +2200,7 @@
           <w:rFonts w:ascii="Times New Roman" w:hAnsi="Times New Roman" w:eastAsia="Times New Roman" w:cs="Times New Roman"/>
           <w:b w:val="0"/>
           <w:i w:val="0"/>
+          <w:color w:val="000000"/>
           <w:sz w:val="28"/>
         </w:rPr>
         <w:t>R отвечает за работу, A утверждает результат, C консультирует, I получает информацию. На одну строку допустим один A.</w:t>
@@ -2127,6 +2235,7 @@
               <w:rPr>
                 <w:rFonts w:ascii="Times New Roman" w:hAnsi="Times New Roman" w:eastAsia="Times New Roman" w:cs="Times New Roman"/>
                 <w:b/>
+                <w:color w:val="000000"/>
                 <w:sz w:val="22"/>
               </w:rPr>
               <w:t>Работа</w:t>
@@ -2147,6 +2256,7 @@
               <w:rPr>
                 <w:rFonts w:ascii="Times New Roman" w:hAnsi="Times New Roman" w:eastAsia="Times New Roman" w:cs="Times New Roman"/>
                 <w:b/>
+                <w:color w:val="000000"/>
                 <w:sz w:val="22"/>
               </w:rPr>
               <w:t>Руководитель</w:t>
@@ -2167,6 +2277,7 @@
               <w:rPr>
                 <w:rFonts w:ascii="Times New Roman" w:hAnsi="Times New Roman" w:eastAsia="Times New Roman" w:cs="Times New Roman"/>
                 <w:b/>
+                <w:color w:val="000000"/>
                 <w:sz w:val="22"/>
               </w:rPr>
               <w:t>Заказчик</w:t>
@@ -2187,6 +2298,7 @@
               <w:rPr>
                 <w:rFonts w:ascii="Times New Roman" w:hAnsi="Times New Roman" w:eastAsia="Times New Roman" w:cs="Times New Roman"/>
                 <w:b/>
+                <w:color w:val="000000"/>
                 <w:sz w:val="22"/>
               </w:rPr>
               <w:t>Разработчик</w:t>
@@ -2207,6 +2319,7 @@
               <w:rPr>
                 <w:rFonts w:ascii="Times New Roman" w:hAnsi="Times New Roman" w:eastAsia="Times New Roman" w:cs="Times New Roman"/>
                 <w:b/>
+                <w:color w:val="000000"/>
                 <w:sz w:val="22"/>
               </w:rPr>
               <w:t>Поддержка</w:t>
@@ -2229,6 +2342,7 @@
               <w:rPr>
                 <w:rFonts w:ascii="Times New Roman" w:hAnsi="Times New Roman" w:eastAsia="Times New Roman" w:cs="Times New Roman"/>
                 <w:b w:val="0"/>
+                <w:color w:val="000000"/>
                 <w:sz w:val="22"/>
               </w:rPr>
               <w:t>Сбор требований</w:t>
@@ -2249,6 +2363,7 @@
               <w:rPr>
                 <w:rFonts w:ascii="Times New Roman" w:hAnsi="Times New Roman" w:eastAsia="Times New Roman" w:cs="Times New Roman"/>
                 <w:b w:val="0"/>
+                <w:color w:val="000000"/>
                 <w:sz w:val="22"/>
               </w:rPr>
             </w:r>
@@ -2268,6 +2383,7 @@
               <w:rPr>
                 <w:rFonts w:ascii="Times New Roman" w:hAnsi="Times New Roman" w:eastAsia="Times New Roman" w:cs="Times New Roman"/>
                 <w:b w:val="0"/>
+                <w:color w:val="000000"/>
                 <w:sz w:val="22"/>
               </w:rPr>
             </w:r>
@@ -2287,6 +2403,7 @@
               <w:rPr>
                 <w:rFonts w:ascii="Times New Roman" w:hAnsi="Times New Roman" w:eastAsia="Times New Roman" w:cs="Times New Roman"/>
                 <w:b w:val="0"/>
+                <w:color w:val="000000"/>
                 <w:sz w:val="22"/>
               </w:rPr>
             </w:r>
@@ -2306,6 +2423,7 @@
               <w:rPr>
                 <w:rFonts w:ascii="Times New Roman" w:hAnsi="Times New Roman" w:eastAsia="Times New Roman" w:cs="Times New Roman"/>
                 <w:b w:val="0"/>
+                <w:color w:val="000000"/>
                 <w:sz w:val="22"/>
               </w:rPr>
             </w:r>
@@ -2327,6 +2445,7 @@
               <w:rPr>
                 <w:rFonts w:ascii="Times New Roman" w:hAnsi="Times New Roman" w:eastAsia="Times New Roman" w:cs="Times New Roman"/>
                 <w:b w:val="0"/>
+                <w:color w:val="000000"/>
                 <w:sz w:val="22"/>
               </w:rPr>
               <w:t>Прототип</w:t>
@@ -2347,6 +2466,7 @@
               <w:rPr>
                 <w:rFonts w:ascii="Times New Roman" w:hAnsi="Times New Roman" w:eastAsia="Times New Roman" w:cs="Times New Roman"/>
                 <w:b w:val="0"/>
+                <w:color w:val="000000"/>
                 <w:sz w:val="22"/>
               </w:rPr>
             </w:r>
@@ -2366,6 +2486,7 @@
               <w:rPr>
                 <w:rFonts w:ascii="Times New Roman" w:hAnsi="Times New Roman" w:eastAsia="Times New Roman" w:cs="Times New Roman"/>
                 <w:b w:val="0"/>
+                <w:color w:val="000000"/>
                 <w:sz w:val="22"/>
               </w:rPr>
             </w:r>
@@ -2385,6 +2506,7 @@
               <w:rPr>
                 <w:rFonts w:ascii="Times New Roman" w:hAnsi="Times New Roman" w:eastAsia="Times New Roman" w:cs="Times New Roman"/>
                 <w:b w:val="0"/>
+                <w:color w:val="000000"/>
                 <w:sz w:val="22"/>
               </w:rPr>
             </w:r>
@@ -2404,6 +2526,7 @@
               <w:rPr>
                 <w:rFonts w:ascii="Times New Roman" w:hAnsi="Times New Roman" w:eastAsia="Times New Roman" w:cs="Times New Roman"/>
                 <w:b w:val="0"/>
+                <w:color w:val="000000"/>
                 <w:sz w:val="22"/>
               </w:rPr>
             </w:r>
@@ -2425,6 +2548,7 @@
               <w:rPr>
                 <w:rFonts w:ascii="Times New Roman" w:hAnsi="Times New Roman" w:eastAsia="Times New Roman" w:cs="Times New Roman"/>
                 <w:b w:val="0"/>
+                <w:color w:val="000000"/>
                 <w:sz w:val="22"/>
               </w:rPr>
               <w:t>Тестирование</w:t>
@@ -2445,6 +2569,7 @@
               <w:rPr>
                 <w:rFonts w:ascii="Times New Roman" w:hAnsi="Times New Roman" w:eastAsia="Times New Roman" w:cs="Times New Roman"/>
                 <w:b w:val="0"/>
+                <w:color w:val="000000"/>
                 <w:sz w:val="22"/>
               </w:rPr>
             </w:r>
@@ -2464,6 +2589,7 @@
               <w:rPr>
                 <w:rFonts w:ascii="Times New Roman" w:hAnsi="Times New Roman" w:eastAsia="Times New Roman" w:cs="Times New Roman"/>
                 <w:b w:val="0"/>
+                <w:color w:val="000000"/>
                 <w:sz w:val="22"/>
               </w:rPr>
             </w:r>
@@ -2483,6 +2609,7 @@
               <w:rPr>
                 <w:rFonts w:ascii="Times New Roman" w:hAnsi="Times New Roman" w:eastAsia="Times New Roman" w:cs="Times New Roman"/>
                 <w:b w:val="0"/>
+                <w:color w:val="000000"/>
                 <w:sz w:val="22"/>
               </w:rPr>
             </w:r>
@@ -2502,6 +2629,7 @@
               <w:rPr>
                 <w:rFonts w:ascii="Times New Roman" w:hAnsi="Times New Roman" w:eastAsia="Times New Roman" w:cs="Times New Roman"/>
                 <w:b w:val="0"/>
+                <w:color w:val="000000"/>
                 <w:sz w:val="22"/>
               </w:rPr>
             </w:r>
@@ -2523,6 +2651,7 @@
               <w:rPr>
                 <w:rFonts w:ascii="Times New Roman" w:hAnsi="Times New Roman" w:eastAsia="Times New Roman" w:cs="Times New Roman"/>
                 <w:b w:val="0"/>
+                <w:color w:val="000000"/>
                 <w:sz w:val="22"/>
               </w:rPr>
               <w:t>Приёмка</w:t>
@@ -2543,6 +2672,7 @@
               <w:rPr>
                 <w:rFonts w:ascii="Times New Roman" w:hAnsi="Times New Roman" w:eastAsia="Times New Roman" w:cs="Times New Roman"/>
                 <w:b w:val="0"/>
+                <w:color w:val="000000"/>
                 <w:sz w:val="22"/>
               </w:rPr>
             </w:r>
@@ -2562,6 +2692,7 @@
               <w:rPr>
                 <w:rFonts w:ascii="Times New Roman" w:hAnsi="Times New Roman" w:eastAsia="Times New Roman" w:cs="Times New Roman"/>
                 <w:b w:val="0"/>
+                <w:color w:val="000000"/>
                 <w:sz w:val="22"/>
               </w:rPr>
             </w:r>
@@ -2581,6 +2712,7 @@
               <w:rPr>
                 <w:rFonts w:ascii="Times New Roman" w:hAnsi="Times New Roman" w:eastAsia="Times New Roman" w:cs="Times New Roman"/>
                 <w:b w:val="0"/>
+                <w:color w:val="000000"/>
                 <w:sz w:val="22"/>
               </w:rPr>
             </w:r>
@@ -2600,6 +2732,7 @@
               <w:rPr>
                 <w:rFonts w:ascii="Times New Roman" w:hAnsi="Times New Roman" w:eastAsia="Times New Roman" w:cs="Times New Roman"/>
                 <w:b w:val="0"/>
+                <w:color w:val="000000"/>
                 <w:sz w:val="22"/>
               </w:rPr>
             </w:r>
@@ -2622,6 +2755,7 @@
           <w:rFonts w:ascii="Times New Roman" w:hAnsi="Times New Roman" w:eastAsia="Times New Roman" w:cs="Times New Roman"/>
           <w:b/>
           <w:i w:val="0"/>
+          <w:color w:val="000000"/>
           <w:sz w:val="28"/>
         </w:rPr>
         <w:t>4. Конфликт интересов</w:t>
@@ -2638,6 +2772,7 @@
           <w:rFonts w:ascii="Times New Roman" w:hAnsi="Times New Roman" w:eastAsia="Times New Roman" w:cs="Times New Roman"/>
           <w:b w:val="0"/>
           <w:i w:val="0"/>
+          <w:color w:val="000000"/>
           <w:sz w:val="28"/>
         </w:rPr>
         <w:t>Опишите один конфликт между сторонами и способ его разбора:</w:t>
@@ -2654,9 +2789,9 @@
           <w:rFonts w:ascii="Times New Roman" w:hAnsi="Times New Roman" w:eastAsia="Times New Roman" w:cs="Times New Roman"/>
           <w:b w:val="0"/>
           <w:i w:val="0"/>
+          <w:color w:val="000000"/>
           <w:sz w:val="28"/>
         </w:rPr>
-        <w:t>________________________________________________________________________</w:t>
       </w:r>
     </w:p>
     <w:p>
@@ -2670,9 +2805,9 @@
           <w:rFonts w:ascii="Times New Roman" w:hAnsi="Times New Roman" w:eastAsia="Times New Roman" w:cs="Times New Roman"/>
           <w:b w:val="0"/>
           <w:i w:val="0"/>
+          <w:color w:val="000000"/>
           <w:sz w:val="28"/>
         </w:rPr>
-        <w:t>________________________________________________________________________</w:t>
       </w:r>
     </w:p>
     <w:p>
@@ -2689,6 +2824,7 @@
           <w:rFonts w:ascii="Times New Roman" w:hAnsi="Times New Roman" w:eastAsia="Times New Roman" w:cs="Times New Roman"/>
           <w:b w:val="0"/>
           <w:i w:val="0"/>
+          <w:color w:val="000000"/>
           <w:sz w:val="28"/>
         </w:rPr>
         <w:t>Контрольные вопросы</w:t>
@@ -2705,6 +2841,7 @@
           <w:rFonts w:ascii="Times New Roman" w:hAnsi="Times New Roman" w:eastAsia="Times New Roman" w:cs="Times New Roman"/>
           <w:b w:val="0"/>
           <w:i w:val="0"/>
+          <w:color w:val="000000"/>
           <w:sz w:val="28"/>
         </w:rPr>
         <w:t>1. Чем власть стороны отличается от её интереса?</w:t>
@@ -2721,6 +2858,7 @@
           <w:rFonts w:ascii="Times New Roman" w:hAnsi="Times New Roman" w:eastAsia="Times New Roman" w:cs="Times New Roman"/>
           <w:b w:val="0"/>
           <w:i w:val="0"/>
+          <w:color w:val="000000"/>
           <w:sz w:val="28"/>
         </w:rPr>
         <w:t>2. Почему сторона из квадранта «наблюдать» всё равно получает сообщения?</w:t>
@@ -2737,6 +2875,7 @@
           <w:rFonts w:ascii="Times New Roman" w:hAnsi="Times New Roman" w:eastAsia="Times New Roman" w:cs="Times New Roman"/>
           <w:b w:val="0"/>
           <w:i w:val="0"/>
+          <w:color w:val="000000"/>
           <w:sz w:val="28"/>
         </w:rPr>
         <w:t>3. Что означает две буквы A в одной строке RACI?</w:t>
@@ -2753,6 +2892,7 @@
           <w:rFonts w:ascii="Times New Roman" w:hAnsi="Times New Roman" w:eastAsia="Times New Roman" w:cs="Times New Roman"/>
           <w:b w:val="0"/>
           <w:i w:val="0"/>
+          <w:color w:val="000000"/>
           <w:sz w:val="28"/>
         </w:rPr>
         <w:t>4. Как проверить, что реестр не забыл пользователей системы?</w:t>
@@ -2769,6 +2909,7 @@
           <w:rFonts w:ascii="Times New Roman" w:hAnsi="Times New Roman" w:eastAsia="Times New Roman" w:cs="Times New Roman"/>
           <w:b w:val="0"/>
           <w:i w:val="0"/>
+          <w:color w:val="000000"/>
           <w:sz w:val="28"/>
         </w:rPr>
         <w:t>5. Какой конфликт интересов самый дорогой для проекта и почему?</w:t>
@@ -2789,6 +2930,7 @@
           <w:rFonts w:ascii="Times New Roman" w:hAnsi="Times New Roman" w:eastAsia="Times New Roman" w:cs="Times New Roman"/>
           <w:b w:val="0"/>
           <w:i w:val="0"/>
+          <w:color w:val="000000"/>
           <w:sz w:val="28"/>
         </w:rPr>
         <w:t>Критерии оценки</w:t>
@@ -2820,6 +2962,7 @@
               <w:rPr>
                 <w:rFonts w:ascii="Times New Roman" w:hAnsi="Times New Roman" w:eastAsia="Times New Roman" w:cs="Times New Roman"/>
                 <w:b/>
+                <w:color w:val="000000"/>
                 <w:sz w:val="22"/>
               </w:rPr>
               <w:t>Балл</w:t>
@@ -2840,6 +2983,7 @@
               <w:rPr>
                 <w:rFonts w:ascii="Times New Roman" w:hAnsi="Times New Roman" w:eastAsia="Times New Roman" w:cs="Times New Roman"/>
                 <w:b/>
+                <w:color w:val="000000"/>
                 <w:sz w:val="22"/>
               </w:rPr>
               <w:t>Что должно быть сделано</w:t>
@@ -2862,6 +3006,7 @@
               <w:rPr>
                 <w:rFonts w:ascii="Times New Roman" w:hAnsi="Times New Roman" w:eastAsia="Times New Roman" w:cs="Times New Roman"/>
                 <w:b w:val="0"/>
+                <w:color w:val="000000"/>
                 <w:sz w:val="22"/>
               </w:rPr>
               <w:t>5</w:t>
@@ -2882,6 +3027,7 @@
               <w:rPr>
                 <w:rFonts w:ascii="Times New Roman" w:hAnsi="Times New Roman" w:eastAsia="Times New Roman" w:cs="Times New Roman"/>
                 <w:b w:val="0"/>
+                <w:color w:val="000000"/>
                 <w:sz w:val="22"/>
               </w:rPr>
               <w:t>Не менее восьми сторон, квадранты обоснованы, у каждой стратегия и канал, RACI без двух A в строке, конфликт разобран по интересам.</w:t>
@@ -2904,6 +3050,7 @@
               <w:rPr>
                 <w:rFonts w:ascii="Times New Roman" w:hAnsi="Times New Roman" w:eastAsia="Times New Roman" w:cs="Times New Roman"/>
                 <w:b w:val="0"/>
+                <w:color w:val="000000"/>
                 <w:sz w:val="22"/>
               </w:rPr>
               <w:t>4</w:t>
@@ -2924,6 +3071,7 @@
               <w:rPr>
                 <w:rFonts w:ascii="Times New Roman" w:hAnsi="Times New Roman" w:eastAsia="Times New Roman" w:cs="Times New Roman"/>
                 <w:b w:val="0"/>
+                <w:color w:val="000000"/>
                 <w:sz w:val="22"/>
               </w:rPr>
               <w:t>Реестр полный, есть неточность в квадранте или канале, RACI корректен.</w:t>
@@ -2946,6 +3094,7 @@
               <w:rPr>
                 <w:rFonts w:ascii="Times New Roman" w:hAnsi="Times New Roman" w:eastAsia="Times New Roman" w:cs="Times New Roman"/>
                 <w:b w:val="0"/>
+                <w:color w:val="000000"/>
                 <w:sz w:val="22"/>
               </w:rPr>
               <w:t>3</w:t>
@@ -2966,6 +3115,7 @@
               <w:rPr>
                 <w:rFonts w:ascii="Times New Roman" w:hAnsi="Times New Roman" w:eastAsia="Times New Roman" w:cs="Times New Roman"/>
                 <w:b w:val="0"/>
+                <w:color w:val="000000"/>
                 <w:sz w:val="22"/>
               </w:rPr>
               <w:t>Стороны перечислены, стратегии общие, конфликт описан без разбора интересов.</w:t>
@@ -2989,6 +3139,7 @@
           <w:rFonts w:ascii="Times New Roman" w:hAnsi="Times New Roman" w:eastAsia="Times New Roman" w:cs="Times New Roman"/>
           <w:b w:val="0"/>
           <w:i w:val="0"/>
+          <w:color w:val="000000"/>
           <w:sz w:val="28"/>
         </w:rPr>
         <w:t>Вывод</w:t>
@@ -3005,9 +3156,9 @@
           <w:rFonts w:ascii="Times New Roman" w:hAnsi="Times New Roman" w:eastAsia="Times New Roman" w:cs="Times New Roman"/>
           <w:b w:val="0"/>
           <w:i w:val="0"/>
+          <w:color w:val="000000"/>
           <w:sz w:val="28"/>
         </w:rPr>
-        <w:t>________________________________________________________________________</w:t>
       </w:r>
     </w:p>
     <w:p>
@@ -3021,9 +3172,9 @@
           <w:rFonts w:ascii="Times New Roman" w:hAnsi="Times New Roman" w:eastAsia="Times New Roman" w:cs="Times New Roman"/>
           <w:b w:val="0"/>
           <w:i w:val="0"/>
+          <w:color w:val="000000"/>
           <w:sz w:val="28"/>
         </w:rPr>
-        <w:t>________________________________________________________________________</w:t>
       </w:r>
     </w:p>
     <w:p>
@@ -3037,9 +3188,9 @@
           <w:rFonts w:ascii="Times New Roman" w:hAnsi="Times New Roman" w:eastAsia="Times New Roman" w:cs="Times New Roman"/>
           <w:b w:val="0"/>
           <w:i w:val="0"/>
+          <w:color w:val="000000"/>
           <w:sz w:val="28"/>
         </w:rPr>
-        <w:t>________________________________________________________________________</w:t>
       </w:r>
     </w:p>
     <w:sectPr>
@@ -3422,6 +3573,7 @@
     </w:pPr>
     <w:rPr>
       <w:rFonts w:ascii="Times New Roman" w:hAnsi="Times New Roman" w:eastAsia="Times New Roman" w:cs="Times New Roman"/>
+      <w:color w:val="000000"/>
       <w:sz w:val="28"/>
     </w:rPr>
   </w:style>
@@ -3489,7 +3641,7 @@
       <w:rFonts w:asciiTheme="majorHAnsi" w:eastAsiaTheme="majorEastAsia" w:hAnsiTheme="majorHAnsi" w:cstheme="majorBidi" w:ascii="Times New Roman" w:hAnsi="Times New Roman" w:eastAsia="Times New Roman" w:cs="Times New Roman"/>
       <w:b w:val="0"/>
       <w:bCs/>
-      <w:color w:val="365F91" w:themeColor="accent1" w:themeShade="BF"/>
+      <w:color w:val="000000"/>
       <w:sz w:val="28"/>
       <w:szCs w:val="28"/>
     </w:rPr>
@@ -3515,7 +3667,7 @@
       <w:rFonts w:asciiTheme="majorHAnsi" w:eastAsiaTheme="majorEastAsia" w:hAnsiTheme="majorHAnsi" w:cstheme="majorBidi" w:ascii="Times New Roman" w:hAnsi="Times New Roman" w:eastAsia="Times New Roman" w:cs="Times New Roman"/>
       <w:b/>
       <w:bCs/>
-      <w:color w:val="4F81BD" w:themeColor="accent1"/>
+      <w:color w:val="000000"/>
       <w:sz w:val="28"/>
       <w:szCs w:val="26"/>
     </w:rPr>
@@ -3852,6 +4004,7 @@
     </w:pPr>
     <w:rPr>
       <w:rFonts w:ascii="Times New Roman" w:hAnsi="Times New Roman" w:eastAsia="Times New Roman" w:cs="Times New Roman"/>
+      <w:color w:val="000000"/>
       <w:sz w:val="28"/>
     </w:rPr>
   </w:style>
